--- a/Backend/Director_Disclosure/Output_Disclosures/2024-25/ADANI_RENEWABLE_ENERGY_FIFTY_FIVE_LIMITED/MBP-1/MBP1_Manish_Kumar_10358292.docx
+++ b/Backend/Director_Disclosure/Output_Disclosures/2024-25/ADANI_RENEWABLE_ENERGY_FIFTY_FIVE_LIMITED/MBP-1/MBP1_Manish_Kumar_10358292.docx
@@ -93,163 +93,13 @@
     </w:p>
     <w:p>
       <w:pPr>
-        <w:spacing w:before="0" w:after="0"/>
-        <w:jc w:val="left"/>
-      </w:pPr>
-      <w:r>
-        <w:rPr>
-          <w:rFonts w:ascii="Adani" w:hAnsi="Adani"/>
-          <w:b w:val="0"/>
-          <w:sz w:val="20"/>
-          <w:u w:val="none"/>
-        </w:rPr>
-        <w:t>ADANI GREEN ENERGY SIXTY NINE LIMITED</w:t>
-      </w:r>
-    </w:p>
-    <w:p>
-      <w:pPr>
-        <w:spacing w:before="0" w:after="0"/>
-        <w:jc w:val="left"/>
-      </w:pPr>
-      <w:r>
-        <w:rPr>
-          <w:rFonts w:ascii="Adani" w:hAnsi="Adani"/>
-          <w:b w:val="0"/>
-          <w:sz w:val="20"/>
-          <w:u w:val="none"/>
-        </w:rPr>
-        <w:t>ADANI RENEWABLE ENERGY FIFTY NINE LIMITED</w:t>
-      </w:r>
-    </w:p>
-    <w:p>
-      <w:pPr>
-        <w:spacing w:before="0" w:after="0"/>
-        <w:jc w:val="left"/>
-      </w:pPr>
-      <w:r>
-        <w:rPr>
-          <w:rFonts w:ascii="Adani" w:hAnsi="Adani"/>
-          <w:b w:val="0"/>
-          <w:sz w:val="20"/>
-          <w:u w:val="none"/>
-        </w:rPr>
-        <w:t>ADANI RENEWABLE ENERGY SIXTY THREE LIMITED</w:t>
-      </w:r>
-    </w:p>
-    <w:p>
-      <w:pPr>
-        <w:spacing w:before="0" w:after="0"/>
-        <w:jc w:val="left"/>
-      </w:pPr>
-      <w:r>
-        <w:rPr>
-          <w:rFonts w:ascii="Adani" w:hAnsi="Adani"/>
-          <w:b w:val="0"/>
-          <w:sz w:val="20"/>
-          <w:u w:val="none"/>
-        </w:rPr>
-        <w:t>ADANI RENEWABLE ENERGY SIXTY TWO LIMITED</w:t>
-      </w:r>
-    </w:p>
-    <w:p>
-      <w:pPr>
-        <w:spacing w:before="0" w:after="0"/>
-        <w:jc w:val="left"/>
-      </w:pPr>
-      <w:r>
-        <w:rPr>
-          <w:rFonts w:ascii="Adani" w:hAnsi="Adani"/>
-          <w:b w:val="0"/>
-          <w:sz w:val="20"/>
-          <w:u w:val="none"/>
-        </w:rPr>
-        <w:t>ADANI RENEWABLE ENERGY SIXTY LIMITED</w:t>
-      </w:r>
-    </w:p>
-    <w:p>
-      <w:pPr>
-        <w:spacing w:before="0" w:after="0"/>
-        <w:jc w:val="left"/>
-      </w:pPr>
-      <w:r>
-        <w:rPr>
-          <w:rFonts w:ascii="Adani" w:hAnsi="Adani"/>
-          <w:b w:val="0"/>
-          <w:sz w:val="20"/>
-          <w:u w:val="none"/>
-        </w:rPr>
-        <w:t>ADANI RENEWABLE ENERGY SIXTY FOUR LIMITED</w:t>
-      </w:r>
-    </w:p>
-    <w:p>
-      <w:pPr>
-        <w:spacing w:before="0" w:after="0"/>
-        <w:jc w:val="left"/>
-      </w:pPr>
-      <w:r>
-        <w:rPr>
-          <w:rFonts w:ascii="Adani" w:hAnsi="Adani"/>
-          <w:b w:val="0"/>
-          <w:sz w:val="20"/>
-          <w:u w:val="none"/>
-        </w:rPr>
-        <w:t>ADANI RENEWABLE ENERGY SIXTY ONE LIMITED</w:t>
-      </w:r>
-    </w:p>
-    <w:p>
-      <w:pPr>
-        <w:spacing w:before="0" w:after="0"/>
-        <w:jc w:val="left"/>
-      </w:pPr>
-      <w:r>
-        <w:rPr>
-          <w:rFonts w:ascii="Adani" w:hAnsi="Adani"/>
-          <w:b w:val="0"/>
-          <w:sz w:val="20"/>
-          <w:u w:val="none"/>
-        </w:rPr>
-        <w:t>ADANI RENEWABLE ENERGY FIFTY EIGHT LIMITED</w:t>
-      </w:r>
-    </w:p>
-    <w:p>
-      <w:pPr>
-        <w:spacing w:before="0" w:after="0"/>
-        <w:jc w:val="left"/>
-      </w:pPr>
-      <w:r>
-        <w:rPr>
-          <w:rFonts w:ascii="Adani" w:hAnsi="Adani"/>
-          <w:b w:val="0"/>
-          <w:sz w:val="20"/>
-          <w:u w:val="none"/>
-        </w:rPr>
-        <w:t>ADANI RENEWABLE ENERGY FIFTY SIX LIMITED</w:t>
-      </w:r>
-    </w:p>
-    <w:p>
-      <w:pPr>
-        <w:spacing w:before="0" w:after="0"/>
-        <w:jc w:val="left"/>
-      </w:pPr>
-      <w:r>
-        <w:rPr>
-          <w:rFonts w:ascii="Adani" w:hAnsi="Adani"/>
-          <w:b w:val="0"/>
-          <w:sz w:val="20"/>
-          <w:u w:val="none"/>
-        </w:rPr>
-        <w:t>ADANI RENEWABLE ENERGY FIFTY SEVEN LIMITED</w:t>
-      </w:r>
-    </w:p>
-    <w:p>
-      <w:pPr>
         <w:spacing w:before="0" w:after="160"/>
         <w:jc w:val="left"/>
       </w:pPr>
       <w:r>
         <w:rPr>
           <w:rFonts w:ascii="Adani" w:hAnsi="Adani"/>
-          <w:b w:val="0"/>
+          <w:b/>
           <w:sz w:val="20"/>
           <w:u w:val="none"/>
         </w:rPr>
@@ -309,7 +159,7 @@
           <w:sz w:val="20"/>
           <w:u w:val="none"/>
         </w:rPr>
-        <w:t>{{FATHER_NAME}}</w:t>
+        <w:t>Shri  Satish Kumar [Late]</w:t>
       </w:r>
       <w:r>
         <w:rPr>
@@ -1107,7 +957,7 @@
                 <w:sz w:val="18"/>
                 <w:u w:val="none"/>
               </w:rPr>
-              <w:t>ADANI RENEWABLE ENERGY SIXTY LIMITED</w:t>
+              <w:t>ADANI RENEWABLE ENERGY FIFTY EIGHT LIMITED</w:t>
             </w:r>
           </w:p>
         </w:tc>
@@ -1191,7 +1041,7 @@
                 <w:sz w:val="18"/>
                 <w:u w:val="none"/>
               </w:rPr>
-              <w:t>18/12/2023</w:t>
+              <w:t>15/12/2023</w:t>
             </w:r>
           </w:p>
         </w:tc>
@@ -1222,148 +1072,6 @@
                 <w:u w:val="none"/>
               </w:rPr>
               <w:t>6</w:t>
-            </w:r>
-          </w:p>
-        </w:tc>
-        <w:tc>
-          <w:tcPr>
-            <w:tcW w:type="dxa" w:w="3969"/>
-            <w:shd w:val="clear" w:color="auto" w:fill="FFFFFF"/>
-            <w:tcBorders>
-              <w:top w:val="single" w:sz="4" w:space="0" w:color="000000"/>
-              <w:left w:val="single" w:sz="4" w:space="0" w:color="000000"/>
-              <w:bottom w:val="single" w:sz="4" w:space="0" w:color="000000"/>
-              <w:right w:val="single" w:sz="4" w:space="0" w:color="000000"/>
-            </w:tcBorders>
-            <w:vAlign w:val="center"/>
-          </w:tcPr>
-          <w:p>
-            <w:pPr>
-              <w:spacing w:before="40" w:after="40"/>
-              <w:jc w:val="left"/>
-            </w:pPr>
-            <w:r>
-              <w:rPr>
-                <w:rFonts w:ascii="Adani" w:hAnsi="Adani"/>
-                <w:b w:val="0"/>
-                <w:sz w:val="18"/>
-                <w:u w:val="none"/>
-              </w:rPr>
-              <w:t>ADANI RENEWABLE ENERGY SIXTY FOUR LIMITED</w:t>
-            </w:r>
-          </w:p>
-        </w:tc>
-        <w:tc>
-          <w:tcPr>
-            <w:tcW w:type="dxa" w:w="1814"/>
-            <w:shd w:val="clear" w:color="auto" w:fill="FFFFFF"/>
-            <w:tcBorders>
-              <w:top w:val="single" w:sz="4" w:space="0" w:color="000000"/>
-              <w:left w:val="single" w:sz="4" w:space="0" w:color="000000"/>
-              <w:bottom w:val="single" w:sz="4" w:space="0" w:color="000000"/>
-              <w:right w:val="single" w:sz="4" w:space="0" w:color="000000"/>
-            </w:tcBorders>
-            <w:vAlign w:val="center"/>
-          </w:tcPr>
-          <w:p>
-            <w:pPr>
-              <w:spacing w:before="40" w:after="40"/>
-              <w:jc w:val="left"/>
-            </w:pPr>
-            <w:r>
-              <w:rPr>
-                <w:rFonts w:ascii="Adani" w:hAnsi="Adani"/>
-                <w:b w:val="0"/>
-                <w:sz w:val="18"/>
-                <w:u w:val="none"/>
-              </w:rPr>
-              <w:t>Director</w:t>
-            </w:r>
-          </w:p>
-        </w:tc>
-        <w:tc>
-          <w:tcPr>
-            <w:tcW w:type="dxa" w:w="1020"/>
-            <w:shd w:val="clear" w:color="auto" w:fill="FFFFFF"/>
-            <w:tcBorders>
-              <w:top w:val="single" w:sz="4" w:space="0" w:color="000000"/>
-              <w:left w:val="single" w:sz="4" w:space="0" w:color="000000"/>
-              <w:bottom w:val="single" w:sz="4" w:space="0" w:color="000000"/>
-              <w:right w:val="single" w:sz="4" w:space="0" w:color="000000"/>
-            </w:tcBorders>
-            <w:vAlign w:val="center"/>
-          </w:tcPr>
-          <w:p>
-            <w:pPr>
-              <w:spacing w:before="40" w:after="40"/>
-              <w:jc w:val="left"/>
-            </w:pPr>
-            <w:r>
-              <w:rPr>
-                <w:rFonts w:ascii="Adani" w:hAnsi="Adani"/>
-                <w:b w:val="0"/>
-                <w:sz w:val="18"/>
-                <w:u w:val="none"/>
-              </w:rPr>
-              <w:t>NIL</w:t>
-            </w:r>
-          </w:p>
-        </w:tc>
-        <w:tc>
-          <w:tcPr>
-            <w:tcW w:type="dxa" w:w="1247"/>
-            <w:shd w:val="clear" w:color="auto" w:fill="FFFFFF"/>
-            <w:tcBorders>
-              <w:top w:val="single" w:sz="4" w:space="0" w:color="000000"/>
-              <w:left w:val="single" w:sz="4" w:space="0" w:color="000000"/>
-              <w:bottom w:val="single" w:sz="4" w:space="0" w:color="000000"/>
-              <w:right w:val="single" w:sz="4" w:space="0" w:color="000000"/>
-            </w:tcBorders>
-            <w:vAlign w:val="center"/>
-          </w:tcPr>
-          <w:p>
-            <w:pPr>
-              <w:spacing w:before="40" w:after="40"/>
-              <w:jc w:val="left"/>
-            </w:pPr>
-            <w:r>
-              <w:rPr>
-                <w:rFonts w:ascii="Adani" w:hAnsi="Adani"/>
-                <w:b w:val="0"/>
-                <w:sz w:val="18"/>
-                <w:u w:val="none"/>
-              </w:rPr>
-              <w:t>18/12/2023</w:t>
-            </w:r>
-          </w:p>
-        </w:tc>
-      </w:tr>
-      <w:tr>
-        <w:tc>
-          <w:tcPr>
-            <w:tcW w:type="dxa" w:w="680"/>
-            <w:shd w:val="clear" w:color="auto" w:fill="FFFFFF"/>
-            <w:tcBorders>
-              <w:top w:val="single" w:sz="4" w:space="0" w:color="000000"/>
-              <w:left w:val="single" w:sz="4" w:space="0" w:color="000000"/>
-              <w:bottom w:val="single" w:sz="4" w:space="0" w:color="000000"/>
-              <w:right w:val="single" w:sz="4" w:space="0" w:color="000000"/>
-            </w:tcBorders>
-            <w:vAlign w:val="center"/>
-          </w:tcPr>
-          <w:p>
-            <w:pPr>
-              <w:spacing w:before="40" w:after="40"/>
-              <w:jc w:val="left"/>
-            </w:pPr>
-            <w:r>
-              <w:rPr>
-                <w:rFonts w:ascii="Adani" w:hAnsi="Adani"/>
-                <w:b w:val="0"/>
-                <w:sz w:val="18"/>
-                <w:u w:val="none"/>
-              </w:rPr>
-              <w:t>7</w:t>
             </w:r>
           </w:p>
         </w:tc>
@@ -1505,149 +1213,7 @@
                 <w:sz w:val="18"/>
                 <w:u w:val="none"/>
               </w:rPr>
-              <w:t>8</w:t>
-            </w:r>
-          </w:p>
-        </w:tc>
-        <w:tc>
-          <w:tcPr>
-            <w:tcW w:type="dxa" w:w="3969"/>
-            <w:shd w:val="clear" w:color="auto" w:fill="FFFFFF"/>
-            <w:tcBorders>
-              <w:top w:val="single" w:sz="4" w:space="0" w:color="000000"/>
-              <w:left w:val="single" w:sz="4" w:space="0" w:color="000000"/>
-              <w:bottom w:val="single" w:sz="4" w:space="0" w:color="000000"/>
-              <w:right w:val="single" w:sz="4" w:space="0" w:color="000000"/>
-            </w:tcBorders>
-            <w:vAlign w:val="center"/>
-          </w:tcPr>
-          <w:p>
-            <w:pPr>
-              <w:spacing w:before="40" w:after="40"/>
-              <w:jc w:val="left"/>
-            </w:pPr>
-            <w:r>
-              <w:rPr>
-                <w:rFonts w:ascii="Adani" w:hAnsi="Adani"/>
-                <w:b w:val="0"/>
-                <w:sz w:val="18"/>
-                <w:u w:val="none"/>
-              </w:rPr>
-              <w:t>ADANI RENEWABLE ENERGY FIFTY EIGHT LIMITED</w:t>
-            </w:r>
-          </w:p>
-        </w:tc>
-        <w:tc>
-          <w:tcPr>
-            <w:tcW w:type="dxa" w:w="1814"/>
-            <w:shd w:val="clear" w:color="auto" w:fill="FFFFFF"/>
-            <w:tcBorders>
-              <w:top w:val="single" w:sz="4" w:space="0" w:color="000000"/>
-              <w:left w:val="single" w:sz="4" w:space="0" w:color="000000"/>
-              <w:bottom w:val="single" w:sz="4" w:space="0" w:color="000000"/>
-              <w:right w:val="single" w:sz="4" w:space="0" w:color="000000"/>
-            </w:tcBorders>
-            <w:vAlign w:val="center"/>
-          </w:tcPr>
-          <w:p>
-            <w:pPr>
-              <w:spacing w:before="40" w:after="40"/>
-              <w:jc w:val="left"/>
-            </w:pPr>
-            <w:r>
-              <w:rPr>
-                <w:rFonts w:ascii="Adani" w:hAnsi="Adani"/>
-                <w:b w:val="0"/>
-                <w:sz w:val="18"/>
-                <w:u w:val="none"/>
-              </w:rPr>
-              <w:t>Director</w:t>
-            </w:r>
-          </w:p>
-        </w:tc>
-        <w:tc>
-          <w:tcPr>
-            <w:tcW w:type="dxa" w:w="1020"/>
-            <w:shd w:val="clear" w:color="auto" w:fill="FFFFFF"/>
-            <w:tcBorders>
-              <w:top w:val="single" w:sz="4" w:space="0" w:color="000000"/>
-              <w:left w:val="single" w:sz="4" w:space="0" w:color="000000"/>
-              <w:bottom w:val="single" w:sz="4" w:space="0" w:color="000000"/>
-              <w:right w:val="single" w:sz="4" w:space="0" w:color="000000"/>
-            </w:tcBorders>
-            <w:vAlign w:val="center"/>
-          </w:tcPr>
-          <w:p>
-            <w:pPr>
-              <w:spacing w:before="40" w:after="40"/>
-              <w:jc w:val="left"/>
-            </w:pPr>
-            <w:r>
-              <w:rPr>
-                <w:rFonts w:ascii="Adani" w:hAnsi="Adani"/>
-                <w:b w:val="0"/>
-                <w:sz w:val="18"/>
-                <w:u w:val="none"/>
-              </w:rPr>
-              <w:t>NIL</w:t>
-            </w:r>
-          </w:p>
-        </w:tc>
-        <w:tc>
-          <w:tcPr>
-            <w:tcW w:type="dxa" w:w="1247"/>
-            <w:shd w:val="clear" w:color="auto" w:fill="FFFFFF"/>
-            <w:tcBorders>
-              <w:top w:val="single" w:sz="4" w:space="0" w:color="000000"/>
-              <w:left w:val="single" w:sz="4" w:space="0" w:color="000000"/>
-              <w:bottom w:val="single" w:sz="4" w:space="0" w:color="000000"/>
-              <w:right w:val="single" w:sz="4" w:space="0" w:color="000000"/>
-            </w:tcBorders>
-            <w:vAlign w:val="center"/>
-          </w:tcPr>
-          <w:p>
-            <w:pPr>
-              <w:spacing w:before="40" w:after="40"/>
-              <w:jc w:val="left"/>
-            </w:pPr>
-            <w:r>
-              <w:rPr>
-                <w:rFonts w:ascii="Adani" w:hAnsi="Adani"/>
-                <w:b w:val="0"/>
-                <w:sz w:val="18"/>
-                <w:u w:val="none"/>
-              </w:rPr>
-              <w:t>15/12/2023</w:t>
-            </w:r>
-          </w:p>
-        </w:tc>
-      </w:tr>
-      <w:tr>
-        <w:tc>
-          <w:tcPr>
-            <w:tcW w:type="dxa" w:w="680"/>
-            <w:shd w:val="clear" w:color="auto" w:fill="FFFFFF"/>
-            <w:tcBorders>
-              <w:top w:val="single" w:sz="4" w:space="0" w:color="000000"/>
-              <w:left w:val="single" w:sz="4" w:space="0" w:color="000000"/>
-              <w:bottom w:val="single" w:sz="4" w:space="0" w:color="000000"/>
-              <w:right w:val="single" w:sz="4" w:space="0" w:color="000000"/>
-            </w:tcBorders>
-            <w:vAlign w:val="center"/>
-          </w:tcPr>
-          <w:p>
-            <w:pPr>
-              <w:spacing w:before="40" w:after="40"/>
-              <w:jc w:val="left"/>
-            </w:pPr>
-            <w:r>
-              <w:rPr>
-                <w:rFonts w:ascii="Adani" w:hAnsi="Adani"/>
-                <w:b w:val="0"/>
-                <w:sz w:val="18"/>
-                <w:u w:val="none"/>
-              </w:rPr>
-              <w:t>9</w:t>
+              <w:t>7</w:t>
             </w:r>
           </w:p>
         </w:tc>
@@ -1789,7 +1355,7 @@
                 <w:sz w:val="18"/>
                 <w:u w:val="none"/>
               </w:rPr>
-              <w:t>10</w:t>
+              <w:t>8</w:t>
             </w:r>
           </w:p>
         </w:tc>
@@ -1931,7 +1497,7 @@
                 <w:sz w:val="18"/>
                 <w:u w:val="none"/>
               </w:rPr>
-              <w:t>11</w:t>
+              <w:t>9</w:t>
             </w:r>
           </w:p>
         </w:tc>
@@ -2280,7 +1846,7 @@
                 <w:sz w:val="18"/>
                 <w:u w:val="none"/>
               </w:rPr>
-              <w:t>Date:   07th May, 2026</w:t>
+              <w:t>Date:   15th May, 2026</w:t>
             </w:r>
           </w:p>
         </w:tc>
@@ -2496,7 +2062,7 @@
           <w:sz w:val="20"/>
           <w:u w:val="none"/>
         </w:rPr>
-        <w:t>NIL</w:t>
+        <w:t>H.U.F  in which I am a Member – N.A.</w:t>
       </w:r>
     </w:p>
     <w:p>
@@ -2524,7 +2090,7 @@
           <w:sz w:val="20"/>
           <w:u w:val="none"/>
         </w:rPr>
-        <w:t>NIL</w:t>
+        <w:t>Wife:  Smt.  Sweta Sinha</w:t>
       </w:r>
     </w:p>
     <w:p>
@@ -2546,174 +2112,441 @@
         <w:t>:</w:t>
       </w:r>
     </w:p>
-    <w:p>
-      <w:pPr>
-        <w:pStyle w:val="ListNumber"/>
-        <w:spacing w:before="0" w:after="40"/>
-        <w:ind w:left="720"/>
-      </w:pPr>
-      <w:r>
-        <w:rPr>
-          <w:rFonts w:ascii="Adani" w:hAnsi="Adani"/>
-          <w:b w:val="0"/>
-          <w:sz w:val="20"/>
-          <w:u w:val="none"/>
-        </w:rPr>
-        <w:t>Father</w:t>
-        <w:tab/>
-        <w:tab/>
-        <w:t>:</w:t>
-        <w:tab/>
-        <w:t>NIL</w:t>
-      </w:r>
-    </w:p>
-    <w:p>
-      <w:pPr>
-        <w:pStyle w:val="ListNumber"/>
-        <w:spacing w:before="0" w:after="40"/>
-        <w:ind w:left="720"/>
-      </w:pPr>
-      <w:r>
-        <w:rPr>
-          <w:rFonts w:ascii="Adani" w:hAnsi="Adani"/>
-          <w:b w:val="0"/>
-          <w:sz w:val="20"/>
-          <w:u w:val="none"/>
-        </w:rPr>
-        <w:t>Mother</w:t>
-        <w:tab/>
-        <w:tab/>
-        <w:t>:</w:t>
-        <w:tab/>
-        <w:t>NIL</w:t>
-      </w:r>
-    </w:p>
-    <w:p>
-      <w:pPr>
-        <w:pStyle w:val="ListNumber"/>
-        <w:spacing w:before="0" w:after="40"/>
-        <w:ind w:left="720"/>
-      </w:pPr>
-      <w:r>
-        <w:rPr>
-          <w:rFonts w:ascii="Adani" w:hAnsi="Adani"/>
-          <w:b w:val="0"/>
-          <w:sz w:val="20"/>
-          <w:u w:val="none"/>
-        </w:rPr>
-        <w:t>Son</w:t>
-        <w:tab/>
-        <w:tab/>
-        <w:t>:</w:t>
-        <w:tab/>
-        <w:t>NIL</w:t>
-      </w:r>
-    </w:p>
-    <w:p>
-      <w:pPr>
-        <w:pStyle w:val="ListNumber"/>
-        <w:spacing w:before="0" w:after="40"/>
-        <w:ind w:left="720"/>
-      </w:pPr>
-      <w:r>
-        <w:rPr>
-          <w:rFonts w:ascii="Adani" w:hAnsi="Adani"/>
-          <w:b w:val="0"/>
-          <w:sz w:val="20"/>
-          <w:u w:val="none"/>
-        </w:rPr>
-        <w:t>Son's Wife</w:t>
-        <w:tab/>
-        <w:tab/>
-        <w:t>:</w:t>
-        <w:tab/>
-        <w:t>NIL</w:t>
-      </w:r>
-    </w:p>
-    <w:p>
-      <w:pPr>
-        <w:pStyle w:val="ListNumber"/>
-        <w:spacing w:before="0" w:after="40"/>
-        <w:ind w:left="720"/>
-      </w:pPr>
-      <w:r>
-        <w:rPr>
-          <w:rFonts w:ascii="Adani" w:hAnsi="Adani"/>
-          <w:b w:val="0"/>
-          <w:sz w:val="20"/>
-          <w:u w:val="none"/>
-        </w:rPr>
-        <w:t>Daughter</w:t>
-        <w:tab/>
-        <w:tab/>
-        <w:t>:</w:t>
-        <w:tab/>
-        <w:t>NIL</w:t>
-      </w:r>
-    </w:p>
-    <w:p>
-      <w:pPr>
-        <w:pStyle w:val="ListNumber"/>
-        <w:spacing w:before="0" w:after="40"/>
-        <w:ind w:left="720"/>
-      </w:pPr>
-      <w:r>
-        <w:rPr>
-          <w:rFonts w:ascii="Adani" w:hAnsi="Adani"/>
-          <w:b w:val="0"/>
-          <w:sz w:val="20"/>
-          <w:u w:val="none"/>
-        </w:rPr>
-        <w:t>Daughter's Husband</w:t>
-        <w:tab/>
-        <w:tab/>
-        <w:t>:</w:t>
-        <w:tab/>
-        <w:t>NIL</w:t>
-      </w:r>
-    </w:p>
-    <w:p>
-      <w:pPr>
-        <w:pStyle w:val="ListNumber"/>
-        <w:spacing w:before="0" w:after="40"/>
-        <w:ind w:left="720"/>
-      </w:pPr>
-      <w:r>
-        <w:rPr>
-          <w:rFonts w:ascii="Adani" w:hAnsi="Adani"/>
-          <w:b w:val="0"/>
-          <w:sz w:val="20"/>
-          <w:u w:val="none"/>
-        </w:rPr>
-        <w:t>Brother</w:t>
-        <w:tab/>
-        <w:tab/>
-        <w:t>:</w:t>
-        <w:tab/>
-        <w:t>NIL</w:t>
-      </w:r>
-    </w:p>
-    <w:p>
-      <w:pPr>
-        <w:pStyle w:val="ListNumber"/>
-        <w:spacing w:before="0" w:after="40"/>
-        <w:ind w:left="720"/>
-      </w:pPr>
-      <w:r>
-        <w:rPr>
-          <w:rFonts w:ascii="Adani" w:hAnsi="Adani"/>
-          <w:b w:val="0"/>
-          <w:sz w:val="20"/>
-          <w:u w:val="none"/>
-        </w:rPr>
-        <w:t>Sister</w:t>
-        <w:tab/>
-        <w:tab/>
-        <w:t>:</w:t>
-        <w:tab/>
-        <w:t>NIL</w:t>
-      </w:r>
-    </w:p>
+    <w:tbl>
+      <w:tblPr>
+        <w:tblW w:type="auto" w:w="0"/>
+        <w:jc w:val="left"/>
+        <w:tblLook w:firstColumn="1" w:firstRow="1" w:lastColumn="0" w:lastRow="0" w:noHBand="0" w:noVBand="1" w:val="04A0"/>
+      </w:tblPr>
+      <w:tblGrid>
+        <w:gridCol w:w="4536"/>
+        <w:gridCol w:w="4536"/>
+      </w:tblGrid>
+      <w:tr>
+        <w:tc>
+          <w:tcPr>
+            <w:tcW w:type="dxa" w:w="4536"/>
+            <w:tcBorders>
+              <w:top w:val="none"/>
+              <w:bottom w:val="none"/>
+              <w:left w:val="none"/>
+              <w:right w:val="none"/>
+            </w:tcBorders>
+          </w:tcPr>
+          <w:p>
+            <w:pPr>
+              <w:ind w:left="720"/>
+            </w:pPr>
+            <w:r>
+              <w:rPr>
+                <w:rFonts w:ascii="Adani" w:hAnsi="Adani"/>
+                <w:b w:val="0"/>
+                <w:sz w:val="20"/>
+                <w:u w:val="none"/>
+              </w:rPr>
+              <w:t>1.</w:t>
+              <w:tab/>
+              <w:t>Father</w:t>
+              <w:tab/>
+              <w:t>:</w:t>
+            </w:r>
+          </w:p>
+        </w:tc>
+        <w:tc>
+          <w:tcPr>
+            <w:tcW w:type="dxa" w:w="4536"/>
+            <w:tcBorders>
+              <w:top w:val="none"/>
+              <w:bottom w:val="none"/>
+              <w:left w:val="none"/>
+              <w:right w:val="none"/>
+            </w:tcBorders>
+          </w:tcPr>
+          <w:p>
+            <w:r>
+              <w:rPr>
+                <w:rFonts w:ascii="Adani" w:hAnsi="Adani"/>
+                <w:b w:val="0"/>
+                <w:sz w:val="20"/>
+                <w:u w:val="none"/>
+              </w:rPr>
+              <w:t>Shri, Satish Kumar [Late]</w:t>
+            </w:r>
+          </w:p>
+        </w:tc>
+      </w:tr>
+      <w:tr>
+        <w:tc>
+          <w:tcPr>
+            <w:tcW w:type="dxa" w:w="4536"/>
+            <w:tcBorders>
+              <w:top w:val="none"/>
+              <w:bottom w:val="none"/>
+              <w:left w:val="none"/>
+              <w:right w:val="none"/>
+            </w:tcBorders>
+          </w:tcPr>
+          <w:p>
+            <w:pPr>
+              <w:ind w:left="720"/>
+            </w:pPr>
+            <w:r>
+              <w:rPr>
+                <w:rFonts w:ascii="Adani" w:hAnsi="Adani"/>
+                <w:b w:val="0"/>
+                <w:sz w:val="20"/>
+                <w:u w:val="none"/>
+              </w:rPr>
+              <w:t>2.</w:t>
+              <w:tab/>
+              <w:t>Mother</w:t>
+              <w:tab/>
+              <w:t>:</w:t>
+            </w:r>
+          </w:p>
+        </w:tc>
+        <w:tc>
+          <w:tcPr>
+            <w:tcW w:type="dxa" w:w="4536"/>
+            <w:tcBorders>
+              <w:top w:val="none"/>
+              <w:bottom w:val="none"/>
+              <w:left w:val="none"/>
+              <w:right w:val="none"/>
+            </w:tcBorders>
+          </w:tcPr>
+          <w:p>
+            <w:r>
+              <w:rPr>
+                <w:rFonts w:ascii="Adani" w:hAnsi="Adani"/>
+                <w:b w:val="0"/>
+                <w:sz w:val="20"/>
+                <w:u w:val="none"/>
+              </w:rPr>
+              <w:t>Smt., Suman Kumari</w:t>
+            </w:r>
+          </w:p>
+        </w:tc>
+      </w:tr>
+      <w:tr>
+        <w:tc>
+          <w:tcPr>
+            <w:tcW w:type="dxa" w:w="4536"/>
+            <w:tcBorders>
+              <w:top w:val="none"/>
+              <w:bottom w:val="none"/>
+              <w:left w:val="none"/>
+              <w:right w:val="none"/>
+            </w:tcBorders>
+          </w:tcPr>
+          <w:p>
+            <w:pPr>
+              <w:ind w:left="720"/>
+            </w:pPr>
+            <w:r>
+              <w:rPr>
+                <w:rFonts w:ascii="Adani" w:hAnsi="Adani"/>
+                <w:b w:val="0"/>
+                <w:sz w:val="20"/>
+                <w:u w:val="none"/>
+              </w:rPr>
+              <w:t>3.</w:t>
+              <w:tab/>
+              <w:t>Son</w:t>
+              <w:tab/>
+              <w:t>:</w:t>
+            </w:r>
+          </w:p>
+        </w:tc>
+        <w:tc>
+          <w:tcPr>
+            <w:tcW w:type="dxa" w:w="4536"/>
+            <w:tcBorders>
+              <w:top w:val="none"/>
+              <w:bottom w:val="none"/>
+              <w:left w:val="none"/>
+              <w:right w:val="none"/>
+            </w:tcBorders>
+          </w:tcPr>
+          <w:p>
+            <w:r>
+              <w:rPr>
+                <w:rFonts w:ascii="Adani" w:hAnsi="Adani"/>
+                <w:b w:val="0"/>
+                <w:sz w:val="20"/>
+                <w:u w:val="none"/>
+              </w:rPr>
+              <w:t>Nishchay Sinha</w:t>
+            </w:r>
+          </w:p>
+        </w:tc>
+      </w:tr>
+      <w:tr>
+        <w:tc>
+          <w:tcPr>
+            <w:tcW w:type="dxa" w:w="4536"/>
+            <w:tcBorders>
+              <w:top w:val="none"/>
+              <w:bottom w:val="none"/>
+              <w:left w:val="none"/>
+              <w:right w:val="none"/>
+            </w:tcBorders>
+          </w:tcPr>
+          <w:p>
+            <w:pPr>
+              <w:ind w:left="720"/>
+            </w:pPr>
+            <w:r>
+              <w:rPr>
+                <w:rFonts w:ascii="Adani" w:hAnsi="Adani"/>
+                <w:b w:val="0"/>
+                <w:sz w:val="20"/>
+                <w:u w:val="none"/>
+              </w:rPr>
+              <w:t>4.</w:t>
+              <w:tab/>
+              <w:t>Son's Wife</w:t>
+              <w:tab/>
+              <w:t>:</w:t>
+            </w:r>
+          </w:p>
+        </w:tc>
+        <w:tc>
+          <w:tcPr>
+            <w:tcW w:type="dxa" w:w="4536"/>
+            <w:tcBorders>
+              <w:top w:val="none"/>
+              <w:bottom w:val="none"/>
+              <w:left w:val="none"/>
+              <w:right w:val="none"/>
+            </w:tcBorders>
+          </w:tcPr>
+          <w:p>
+            <w:r>
+              <w:rPr>
+                <w:rFonts w:ascii="Adani" w:hAnsi="Adani"/>
+                <w:b w:val="0"/>
+                <w:sz w:val="20"/>
+                <w:u w:val="none"/>
+              </w:rPr>
+              <w:t>N.A.</w:t>
+            </w:r>
+          </w:p>
+        </w:tc>
+      </w:tr>
+      <w:tr>
+        <w:tc>
+          <w:tcPr>
+            <w:tcW w:type="dxa" w:w="4536"/>
+            <w:tcBorders>
+              <w:top w:val="none"/>
+              <w:bottom w:val="none"/>
+              <w:left w:val="none"/>
+              <w:right w:val="none"/>
+            </w:tcBorders>
+          </w:tcPr>
+          <w:p>
+            <w:pPr>
+              <w:ind w:left="720"/>
+            </w:pPr>
+            <w:r>
+              <w:rPr>
+                <w:rFonts w:ascii="Adani" w:hAnsi="Adani"/>
+                <w:b w:val="0"/>
+                <w:sz w:val="20"/>
+                <w:u w:val="none"/>
+              </w:rPr>
+              <w:t>5.</w:t>
+              <w:tab/>
+              <w:t>Daughter</w:t>
+              <w:tab/>
+              <w:t>:</w:t>
+            </w:r>
+          </w:p>
+        </w:tc>
+        <w:tc>
+          <w:tcPr>
+            <w:tcW w:type="dxa" w:w="4536"/>
+            <w:tcBorders>
+              <w:top w:val="none"/>
+              <w:bottom w:val="none"/>
+              <w:left w:val="none"/>
+              <w:right w:val="none"/>
+            </w:tcBorders>
+          </w:tcPr>
+          <w:p>
+            <w:r>
+              <w:rPr>
+                <w:rFonts w:ascii="Adani" w:hAnsi="Adani"/>
+                <w:b w:val="0"/>
+                <w:sz w:val="20"/>
+                <w:u w:val="none"/>
+              </w:rPr>
+              <w:t>N.A.</w:t>
+            </w:r>
+          </w:p>
+        </w:tc>
+      </w:tr>
+      <w:tr>
+        <w:tc>
+          <w:tcPr>
+            <w:tcW w:type="dxa" w:w="4536"/>
+            <w:tcBorders>
+              <w:top w:val="none"/>
+              <w:bottom w:val="none"/>
+              <w:left w:val="none"/>
+              <w:right w:val="none"/>
+            </w:tcBorders>
+          </w:tcPr>
+          <w:p>
+            <w:pPr>
+              <w:ind w:left="720"/>
+            </w:pPr>
+            <w:r>
+              <w:rPr>
+                <w:rFonts w:ascii="Adani" w:hAnsi="Adani"/>
+                <w:b w:val="0"/>
+                <w:sz w:val="20"/>
+                <w:u w:val="none"/>
+              </w:rPr>
+              <w:t>6.</w:t>
+              <w:tab/>
+              <w:t>Daughter's Husband</w:t>
+              <w:tab/>
+              <w:t>:</w:t>
+            </w:r>
+          </w:p>
+        </w:tc>
+        <w:tc>
+          <w:tcPr>
+            <w:tcW w:type="dxa" w:w="4536"/>
+            <w:tcBorders>
+              <w:top w:val="none"/>
+              <w:bottom w:val="none"/>
+              <w:left w:val="none"/>
+              <w:right w:val="none"/>
+            </w:tcBorders>
+          </w:tcPr>
+          <w:p>
+            <w:r>
+              <w:rPr>
+                <w:rFonts w:ascii="Adani" w:hAnsi="Adani"/>
+                <w:b w:val="0"/>
+                <w:sz w:val="20"/>
+                <w:u w:val="none"/>
+              </w:rPr>
+              <w:t>N.A.</w:t>
+            </w:r>
+          </w:p>
+        </w:tc>
+      </w:tr>
+      <w:tr>
+        <w:tc>
+          <w:tcPr>
+            <w:tcW w:type="dxa" w:w="4536"/>
+            <w:tcBorders>
+              <w:top w:val="none"/>
+              <w:bottom w:val="none"/>
+              <w:left w:val="none"/>
+              <w:right w:val="none"/>
+            </w:tcBorders>
+          </w:tcPr>
+          <w:p>
+            <w:pPr>
+              <w:ind w:left="720"/>
+            </w:pPr>
+            <w:r>
+              <w:rPr>
+                <w:rFonts w:ascii="Adani" w:hAnsi="Adani"/>
+                <w:b w:val="0"/>
+                <w:sz w:val="20"/>
+                <w:u w:val="none"/>
+              </w:rPr>
+              <w:t>7.</w:t>
+              <w:tab/>
+              <w:t>Brother</w:t>
+              <w:tab/>
+              <w:t>:</w:t>
+            </w:r>
+          </w:p>
+        </w:tc>
+        <w:tc>
+          <w:tcPr>
+            <w:tcW w:type="dxa" w:w="4536"/>
+            <w:tcBorders>
+              <w:top w:val="none"/>
+              <w:bottom w:val="none"/>
+              <w:left w:val="none"/>
+              <w:right w:val="none"/>
+            </w:tcBorders>
+          </w:tcPr>
+          <w:p>
+            <w:r>
+              <w:rPr>
+                <w:rFonts w:ascii="Adani" w:hAnsi="Adani"/>
+                <w:b w:val="0"/>
+                <w:sz w:val="20"/>
+                <w:u w:val="none"/>
+              </w:rPr>
+              <w:t>Shri Anup Kumar Sinha</w:t>
+            </w:r>
+          </w:p>
+        </w:tc>
+      </w:tr>
+      <w:tr>
+        <w:tc>
+          <w:tcPr>
+            <w:tcW w:type="dxa" w:w="4536"/>
+            <w:tcBorders>
+              <w:top w:val="none"/>
+              <w:bottom w:val="none"/>
+              <w:left w:val="none"/>
+              <w:right w:val="none"/>
+            </w:tcBorders>
+          </w:tcPr>
+          <w:p>
+            <w:pPr>
+              <w:ind w:left="720"/>
+            </w:pPr>
+            <w:r>
+              <w:rPr>
+                <w:rFonts w:ascii="Adani" w:hAnsi="Adani"/>
+                <w:b w:val="0"/>
+                <w:sz w:val="20"/>
+                <w:u w:val="none"/>
+              </w:rPr>
+              <w:t>8.</w:t>
+              <w:tab/>
+              <w:t>Sister</w:t>
+              <w:tab/>
+              <w:t>:</w:t>
+            </w:r>
+          </w:p>
+        </w:tc>
+        <w:tc>
+          <w:tcPr>
+            <w:tcW w:type="dxa" w:w="4536"/>
+            <w:tcBorders>
+              <w:top w:val="none"/>
+              <w:bottom w:val="none"/>
+              <w:left w:val="none"/>
+              <w:right w:val="none"/>
+            </w:tcBorders>
+          </w:tcPr>
+          <w:p>
+            <w:r>
+              <w:rPr>
+                <w:rFonts w:ascii="Adani" w:hAnsi="Adani"/>
+                <w:b w:val="0"/>
+                <w:sz w:val="20"/>
+                <w:u w:val="none"/>
+              </w:rPr>
+              <w:t>Smt. Sweta Kumari</w:t>
+            </w:r>
+          </w:p>
+        </w:tc>
+      </w:tr>
+    </w:tbl>
     <w:p/>
     <w:p>
       <w:pPr>
@@ -3050,7 +2883,7 @@
                 <w:sz w:val="18"/>
                 <w:u w:val="none"/>
               </w:rPr>
-              <w:t>Date:   07th May, 2026</w:t>
+              <w:t>Date:   15th May, 2026</w:t>
             </w:r>
           </w:p>
         </w:tc>
@@ -3211,7 +3044,7 @@
           <w:sz w:val="20"/>
           <w:u w:val="none"/>
         </w:rPr>
-        <w:t>07th May, 2026</w:t>
+        <w:t>15th May, 2026</w:t>
       </w:r>
     </w:p>
     <w:p>
@@ -3316,22 +3149,7 @@
           <w:sz w:val="20"/>
           <w:u w:val="none"/>
         </w:rPr>
-        <w:t>ADANI RENEWABLE ENERGY SIXTY LIMITED</w:t>
-      </w:r>
-    </w:p>
-    <w:p>
-      <w:pPr>
-        <w:spacing w:before="0" w:after="20"/>
-        <w:jc w:val="left"/>
-      </w:pPr>
-      <w:r>
-        <w:rPr>
-          <w:rFonts w:ascii="Adani" w:hAnsi="Adani"/>
-          <w:b/>
-          <w:sz w:val="20"/>
-          <w:u w:val="none"/>
-        </w:rPr>
-        <w:t>ADANI RENEWABLE ENERGY SIXTY FOUR LIMITED</w:t>
+        <w:t>ADANI RENEWABLE ENERGY FIFTY EIGHT LIMITED</w:t>
       </w:r>
     </w:p>
     <w:p>
@@ -3347,21 +3165,6 @@
           <w:u w:val="none"/>
         </w:rPr>
         <w:t>ADANI RENEWABLE ENERGY SIXTY ONE LIMITED</w:t>
-      </w:r>
-    </w:p>
-    <w:p>
-      <w:pPr>
-        <w:spacing w:before="0" w:after="20"/>
-        <w:jc w:val="left"/>
-      </w:pPr>
-      <w:r>
-        <w:rPr>
-          <w:rFonts w:ascii="Adani" w:hAnsi="Adani"/>
-          <w:b/>
-          <w:sz w:val="20"/>
-          <w:u w:val="none"/>
-        </w:rPr>
-        <w:t>ADANI RENEWABLE ENERGY FIFTY EIGHT LIMITED</w:t>
       </w:r>
     </w:p>
     <w:p>
@@ -3527,22 +3330,7 @@
           <w:sz w:val="20"/>
           <w:u w:val="none"/>
         </w:rPr>
-        <w:t>ADANI RENEWABLE ENERGY SIXTY LIMITED</w:t>
-      </w:r>
-    </w:p>
-    <w:p>
-      <w:pPr>
-        <w:spacing w:before="0" w:after="20"/>
-        <w:jc w:val="left"/>
-      </w:pPr>
-      <w:r>
-        <w:rPr>
-          <w:rFonts w:ascii="Adani" w:hAnsi="Adani"/>
-          <w:b w:val="0"/>
-          <w:sz w:val="20"/>
-          <w:u w:val="none"/>
-        </w:rPr>
-        <w:t>ADANI RENEWABLE ENERGY SIXTY FOUR LIMITED</w:t>
+        <w:t>ADANI RENEWABLE ENERGY FIFTY EIGHT LIMITED</w:t>
       </w:r>
     </w:p>
     <w:p>
@@ -3558,21 +3346,6 @@
           <w:u w:val="none"/>
         </w:rPr>
         <w:t>ADANI RENEWABLE ENERGY SIXTY ONE LIMITED</w:t>
-      </w:r>
-    </w:p>
-    <w:p>
-      <w:pPr>
-        <w:spacing w:before="0" w:after="20"/>
-        <w:jc w:val="left"/>
-      </w:pPr>
-      <w:r>
-        <w:rPr>
-          <w:rFonts w:ascii="Adani" w:hAnsi="Adani"/>
-          <w:b w:val="0"/>
-          <w:sz w:val="20"/>
-          <w:u w:val="none"/>
-        </w:rPr>
-        <w:t>ADANI RENEWABLE ENERGY FIFTY EIGHT LIMITED</w:t>
       </w:r>
     </w:p>
     <w:p>
@@ -4443,7 +4216,7 @@
                 <w:sz w:val="18"/>
                 <w:u w:val="none"/>
               </w:rPr>
-              <w:t>11</w:t>
+              <w:t>9</w:t>
             </w:r>
           </w:p>
         </w:tc>
@@ -5072,7 +4845,7 @@
                 <w:sz w:val="18"/>
                 <w:u w:val="none"/>
               </w:rPr>
-              <w:t>U35105GJ2023PLC147005</w:t>
+              <w:t>U35105GJ2023PLC146961</w:t>
             </w:r>
           </w:p>
         </w:tc>
@@ -5100,235 +4873,7 @@
                 <w:sz w:val="18"/>
                 <w:u w:val="none"/>
               </w:rPr>
-              <w:t>ADANI RENEWABLE ENERGY SIXTY LIMITED</w:t>
-            </w:r>
-          </w:p>
-        </w:tc>
-        <w:tc>
-          <w:tcPr>
-            <w:tcW w:type="dxa" w:w="1587"/>
-            <w:shd w:val="clear" w:color="auto" w:fill="FFFFFF"/>
-            <w:tcBorders>
-              <w:top w:val="single" w:sz="4" w:space="0" w:color="000000"/>
-              <w:left w:val="single" w:sz="4" w:space="0" w:color="000000"/>
-              <w:bottom w:val="single" w:sz="4" w:space="0" w:color="000000"/>
-              <w:right w:val="single" w:sz="4" w:space="0" w:color="000000"/>
-            </w:tcBorders>
-            <w:vAlign w:val="center"/>
-          </w:tcPr>
-          <w:p>
-            <w:pPr>
-              <w:spacing w:before="40" w:after="40"/>
-              <w:jc w:val="left"/>
-            </w:pPr>
-            <w:r>
-              <w:rPr>
-                <w:rFonts w:ascii="Adani" w:hAnsi="Adani"/>
-                <w:b w:val="0"/>
-                <w:sz w:val="18"/>
-                <w:u w:val="none"/>
-              </w:rPr>
-              <w:t>Director</w:t>
-            </w:r>
-          </w:p>
-        </w:tc>
-        <w:tc>
-          <w:tcPr>
-            <w:tcW w:type="dxa" w:w="1304"/>
-            <w:shd w:val="clear" w:color="auto" w:fill="FFFFFF"/>
-            <w:tcBorders>
-              <w:top w:val="single" w:sz="4" w:space="0" w:color="000000"/>
-              <w:left w:val="single" w:sz="4" w:space="0" w:color="000000"/>
-              <w:bottom w:val="single" w:sz="4" w:space="0" w:color="000000"/>
-              <w:right w:val="single" w:sz="4" w:space="0" w:color="000000"/>
-            </w:tcBorders>
-            <w:vAlign w:val="center"/>
-          </w:tcPr>
-          <w:p>
-            <w:pPr>
-              <w:spacing w:before="40" w:after="40"/>
-              <w:jc w:val="left"/>
-            </w:pPr>
-            <w:r>
-              <w:rPr>
-                <w:rFonts w:ascii="Adani" w:hAnsi="Adani"/>
-                <w:b w:val="0"/>
-                <w:sz w:val="18"/>
-                <w:u w:val="none"/>
-              </w:rPr>
-              <w:t>18/12/2023</w:t>
-            </w:r>
-          </w:p>
-        </w:tc>
-      </w:tr>
-      <w:tr>
-        <w:tc>
-          <w:tcPr>
-            <w:tcW w:type="dxa" w:w="2268"/>
-            <w:shd w:val="clear" w:color="auto" w:fill="FFFFFF"/>
-            <w:tcBorders>
-              <w:top w:val="single" w:sz="4" w:space="0" w:color="000000"/>
-              <w:left w:val="single" w:sz="4" w:space="0" w:color="000000"/>
-              <w:bottom w:val="single" w:sz="4" w:space="0" w:color="000000"/>
-              <w:right w:val="single" w:sz="4" w:space="0" w:color="000000"/>
-            </w:tcBorders>
-            <w:vAlign w:val="center"/>
-          </w:tcPr>
-          <w:p>
-            <w:pPr>
-              <w:spacing w:before="40" w:after="40"/>
-              <w:jc w:val="left"/>
-            </w:pPr>
-            <w:r>
-              <w:rPr>
-                <w:rFonts w:ascii="Adani" w:hAnsi="Adani"/>
-                <w:b w:val="0"/>
-                <w:sz w:val="18"/>
-                <w:u w:val="none"/>
-              </w:rPr>
-              <w:t>U35105GJ2023PLC147013</w:t>
-            </w:r>
-          </w:p>
-        </w:tc>
-        <w:tc>
-          <w:tcPr>
-            <w:tcW w:type="dxa" w:w="4252"/>
-            <w:shd w:val="clear" w:color="auto" w:fill="FFFFFF"/>
-            <w:tcBorders>
-              <w:top w:val="single" w:sz="4" w:space="0" w:color="000000"/>
-              <w:left w:val="single" w:sz="4" w:space="0" w:color="000000"/>
-              <w:bottom w:val="single" w:sz="4" w:space="0" w:color="000000"/>
-              <w:right w:val="single" w:sz="4" w:space="0" w:color="000000"/>
-            </w:tcBorders>
-            <w:vAlign w:val="center"/>
-          </w:tcPr>
-          <w:p>
-            <w:pPr>
-              <w:spacing w:before="40" w:after="40"/>
-              <w:jc w:val="left"/>
-            </w:pPr>
-            <w:r>
-              <w:rPr>
-                <w:rFonts w:ascii="Adani" w:hAnsi="Adani"/>
-                <w:b w:val="0"/>
-                <w:sz w:val="18"/>
-                <w:u w:val="none"/>
-              </w:rPr>
-              <w:t>ADANI RENEWABLE ENERGY SIXTY FOUR LIMITED</w:t>
-            </w:r>
-          </w:p>
-        </w:tc>
-        <w:tc>
-          <w:tcPr>
-            <w:tcW w:type="dxa" w:w="1587"/>
-            <w:shd w:val="clear" w:color="auto" w:fill="FFFFFF"/>
-            <w:tcBorders>
-              <w:top w:val="single" w:sz="4" w:space="0" w:color="000000"/>
-              <w:left w:val="single" w:sz="4" w:space="0" w:color="000000"/>
-              <w:bottom w:val="single" w:sz="4" w:space="0" w:color="000000"/>
-              <w:right w:val="single" w:sz="4" w:space="0" w:color="000000"/>
-            </w:tcBorders>
-            <w:vAlign w:val="center"/>
-          </w:tcPr>
-          <w:p>
-            <w:pPr>
-              <w:spacing w:before="40" w:after="40"/>
-              <w:jc w:val="left"/>
-            </w:pPr>
-            <w:r>
-              <w:rPr>
-                <w:rFonts w:ascii="Adani" w:hAnsi="Adani"/>
-                <w:b w:val="0"/>
-                <w:sz w:val="18"/>
-                <w:u w:val="none"/>
-              </w:rPr>
-              <w:t>Director</w:t>
-            </w:r>
-          </w:p>
-        </w:tc>
-        <w:tc>
-          <w:tcPr>
-            <w:tcW w:type="dxa" w:w="1304"/>
-            <w:shd w:val="clear" w:color="auto" w:fill="FFFFFF"/>
-            <w:tcBorders>
-              <w:top w:val="single" w:sz="4" w:space="0" w:color="000000"/>
-              <w:left w:val="single" w:sz="4" w:space="0" w:color="000000"/>
-              <w:bottom w:val="single" w:sz="4" w:space="0" w:color="000000"/>
-              <w:right w:val="single" w:sz="4" w:space="0" w:color="000000"/>
-            </w:tcBorders>
-            <w:vAlign w:val="center"/>
-          </w:tcPr>
-          <w:p>
-            <w:pPr>
-              <w:spacing w:before="40" w:after="40"/>
-              <w:jc w:val="left"/>
-            </w:pPr>
-            <w:r>
-              <w:rPr>
-                <w:rFonts w:ascii="Adani" w:hAnsi="Adani"/>
-                <w:b w:val="0"/>
-                <w:sz w:val="18"/>
-                <w:u w:val="none"/>
-              </w:rPr>
-              <w:t>18/12/2023</w:t>
-            </w:r>
-          </w:p>
-        </w:tc>
-      </w:tr>
-      <w:tr>
-        <w:tc>
-          <w:tcPr>
-            <w:tcW w:type="dxa" w:w="2268"/>
-            <w:shd w:val="clear" w:color="auto" w:fill="FFFFFF"/>
-            <w:tcBorders>
-              <w:top w:val="single" w:sz="4" w:space="0" w:color="000000"/>
-              <w:left w:val="single" w:sz="4" w:space="0" w:color="000000"/>
-              <w:bottom w:val="single" w:sz="4" w:space="0" w:color="000000"/>
-              <w:right w:val="single" w:sz="4" w:space="0" w:color="000000"/>
-            </w:tcBorders>
-            <w:vAlign w:val="center"/>
-          </w:tcPr>
-          <w:p>
-            <w:pPr>
-              <w:spacing w:before="40" w:after="40"/>
-              <w:jc w:val="left"/>
-            </w:pPr>
-            <w:r>
-              <w:rPr>
-                <w:rFonts w:ascii="Adani" w:hAnsi="Adani"/>
-                <w:b w:val="0"/>
-                <w:sz w:val="18"/>
-                <w:u w:val="none"/>
-              </w:rPr>
-              <w:t>U35105GJ2023PLC146977</w:t>
-            </w:r>
-          </w:p>
-        </w:tc>
-        <w:tc>
-          <w:tcPr>
-            <w:tcW w:type="dxa" w:w="4252"/>
-            <w:shd w:val="clear" w:color="auto" w:fill="FFFFFF"/>
-            <w:tcBorders>
-              <w:top w:val="single" w:sz="4" w:space="0" w:color="000000"/>
-              <w:left w:val="single" w:sz="4" w:space="0" w:color="000000"/>
-              <w:bottom w:val="single" w:sz="4" w:space="0" w:color="000000"/>
-              <w:right w:val="single" w:sz="4" w:space="0" w:color="000000"/>
-            </w:tcBorders>
-            <w:vAlign w:val="center"/>
-          </w:tcPr>
-          <w:p>
-            <w:pPr>
-              <w:spacing w:before="40" w:after="40"/>
-              <w:jc w:val="left"/>
-            </w:pPr>
-            <w:r>
-              <w:rPr>
-                <w:rFonts w:ascii="Adani" w:hAnsi="Adani"/>
-                <w:b w:val="0"/>
-                <w:sz w:val="18"/>
-                <w:u w:val="none"/>
-              </w:rPr>
-              <w:t>ADANI RENEWABLE ENERGY SIXTY ONE LIMITED</w:t>
+              <w:t>ADANI RENEWABLE ENERGY FIFTY EIGHT LIMITED</w:t>
             </w:r>
           </w:p>
         </w:tc>
@@ -5414,7 +4959,7 @@
                 <w:sz w:val="18"/>
                 <w:u w:val="none"/>
               </w:rPr>
-              <w:t>U35105GJ2023PLC146961</w:t>
+              <w:t>U35105GJ2023PLC146977</w:t>
             </w:r>
           </w:p>
         </w:tc>
@@ -5442,7 +4987,7 @@
                 <w:sz w:val="18"/>
                 <w:u w:val="none"/>
               </w:rPr>
-              <w:t>ADANI RENEWABLE ENERGY FIFTY EIGHT LIMITED</w:t>
+              <w:t>ADANI RENEWABLE ENERGY SIXTY ONE LIMITED</w:t>
             </w:r>
           </w:p>
         </w:tc>

--- a/Backend/Director_Disclosure/Output_Disclosures/2024-25/ADANI_RENEWABLE_ENERGY_FIFTY_FIVE_LIMITED/MBP-1/MBP1_Manish_Kumar_10358292.docx
+++ b/Backend/Director_Disclosure/Output_Disclosures/2024-25/ADANI_RENEWABLE_ENERGY_FIFTY_FIVE_LIMITED/MBP-1/MBP1_Manish_Kumar_10358292.docx
@@ -389,6 +389,148 @@
                 <w:sz w:val="18"/>
                 <w:u w:val="none"/>
               </w:rPr>
+              <w:t>ADANI RENEWABLE ENERGY DEVCO PRIVATE LIMITED</w:t>
+            </w:r>
+          </w:p>
+        </w:tc>
+        <w:tc>
+          <w:tcPr>
+            <w:tcW w:type="dxa" w:w="1814"/>
+            <w:shd w:val="clear" w:color="auto" w:fill="FFFFFF"/>
+            <w:tcBorders>
+              <w:top w:val="single" w:sz="4" w:space="0" w:color="000000"/>
+              <w:left w:val="single" w:sz="4" w:space="0" w:color="000000"/>
+              <w:bottom w:val="single" w:sz="4" w:space="0" w:color="000000"/>
+              <w:right w:val="single" w:sz="4" w:space="0" w:color="000000"/>
+            </w:tcBorders>
+            <w:vAlign w:val="center"/>
+          </w:tcPr>
+          <w:p>
+            <w:pPr>
+              <w:spacing w:before="40" w:after="40"/>
+              <w:jc w:val="left"/>
+            </w:pPr>
+            <w:r>
+              <w:rPr>
+                <w:rFonts w:ascii="Adani" w:hAnsi="Adani"/>
+                <w:b w:val="0"/>
+                <w:sz w:val="18"/>
+                <w:u w:val="none"/>
+              </w:rPr>
+              <w:t>Whole-time director</w:t>
+            </w:r>
+          </w:p>
+        </w:tc>
+        <w:tc>
+          <w:tcPr>
+            <w:tcW w:type="dxa" w:w="1020"/>
+            <w:shd w:val="clear" w:color="auto" w:fill="FFFFFF"/>
+            <w:tcBorders>
+              <w:top w:val="single" w:sz="4" w:space="0" w:color="000000"/>
+              <w:left w:val="single" w:sz="4" w:space="0" w:color="000000"/>
+              <w:bottom w:val="single" w:sz="4" w:space="0" w:color="000000"/>
+              <w:right w:val="single" w:sz="4" w:space="0" w:color="000000"/>
+            </w:tcBorders>
+            <w:vAlign w:val="center"/>
+          </w:tcPr>
+          <w:p>
+            <w:pPr>
+              <w:spacing w:before="40" w:after="40"/>
+              <w:jc w:val="left"/>
+            </w:pPr>
+            <w:r>
+              <w:rPr>
+                <w:rFonts w:ascii="Adani" w:hAnsi="Adani"/>
+                <w:b w:val="0"/>
+                <w:sz w:val="18"/>
+                <w:u w:val="none"/>
+              </w:rPr>
+              <w:t>NIL</w:t>
+            </w:r>
+          </w:p>
+        </w:tc>
+        <w:tc>
+          <w:tcPr>
+            <w:tcW w:type="dxa" w:w="1247"/>
+            <w:shd w:val="clear" w:color="auto" w:fill="FFFFFF"/>
+            <w:tcBorders>
+              <w:top w:val="single" w:sz="4" w:space="0" w:color="000000"/>
+              <w:left w:val="single" w:sz="4" w:space="0" w:color="000000"/>
+              <w:bottom w:val="single" w:sz="4" w:space="0" w:color="000000"/>
+              <w:right w:val="single" w:sz="4" w:space="0" w:color="000000"/>
+            </w:tcBorders>
+            <w:vAlign w:val="center"/>
+          </w:tcPr>
+          <w:p>
+            <w:pPr>
+              <w:spacing w:before="40" w:after="40"/>
+              <w:jc w:val="left"/>
+            </w:pPr>
+            <w:r>
+              <w:rPr>
+                <w:rFonts w:ascii="Adani" w:hAnsi="Adani"/>
+                <w:b w:val="0"/>
+                <w:sz w:val="18"/>
+                <w:u w:val="none"/>
+              </w:rPr>
+              <w:t>16/01/2026</w:t>
+            </w:r>
+          </w:p>
+        </w:tc>
+      </w:tr>
+      <w:tr>
+        <w:tc>
+          <w:tcPr>
+            <w:tcW w:type="dxa" w:w="680"/>
+            <w:shd w:val="clear" w:color="auto" w:fill="FFFFFF"/>
+            <w:tcBorders>
+              <w:top w:val="single" w:sz="4" w:space="0" w:color="000000"/>
+              <w:left w:val="single" w:sz="4" w:space="0" w:color="000000"/>
+              <w:bottom w:val="single" w:sz="4" w:space="0" w:color="000000"/>
+              <w:right w:val="single" w:sz="4" w:space="0" w:color="000000"/>
+            </w:tcBorders>
+            <w:vAlign w:val="center"/>
+          </w:tcPr>
+          <w:p>
+            <w:pPr>
+              <w:spacing w:before="40" w:after="40"/>
+              <w:jc w:val="left"/>
+            </w:pPr>
+            <w:r>
+              <w:rPr>
+                <w:rFonts w:ascii="Adani" w:hAnsi="Adani"/>
+                <w:b w:val="0"/>
+                <w:sz w:val="18"/>
+                <w:u w:val="none"/>
+              </w:rPr>
+              <w:t>2</w:t>
+            </w:r>
+          </w:p>
+        </w:tc>
+        <w:tc>
+          <w:tcPr>
+            <w:tcW w:type="dxa" w:w="3969"/>
+            <w:shd w:val="clear" w:color="auto" w:fill="FFFFFF"/>
+            <w:tcBorders>
+              <w:top w:val="single" w:sz="4" w:space="0" w:color="000000"/>
+              <w:left w:val="single" w:sz="4" w:space="0" w:color="000000"/>
+              <w:bottom w:val="single" w:sz="4" w:space="0" w:color="000000"/>
+              <w:right w:val="single" w:sz="4" w:space="0" w:color="000000"/>
+            </w:tcBorders>
+            <w:vAlign w:val="center"/>
+          </w:tcPr>
+          <w:p>
+            <w:pPr>
+              <w:spacing w:before="40" w:after="40"/>
+              <w:jc w:val="left"/>
+            </w:pPr>
+            <w:r>
+              <w:rPr>
+                <w:rFonts w:ascii="Adani" w:hAnsi="Adani"/>
+                <w:b w:val="0"/>
+                <w:sz w:val="18"/>
+                <w:u w:val="none"/>
+              </w:rPr>
               <w:t>ADANI GREEN ENERGY SIXTY NINE LIMITED</w:t>
             </w:r>
           </w:p>
@@ -503,7 +645,7 @@
                 <w:sz w:val="18"/>
                 <w:u w:val="none"/>
               </w:rPr>
-              <w:t>2</w:t>
+              <w:t>3</w:t>
             </w:r>
           </w:p>
         </w:tc>
@@ -616,148 +758,6 @@
                 <w:u w:val="none"/>
               </w:rPr>
               <w:t>19/12/2023</w:t>
-            </w:r>
-          </w:p>
-        </w:tc>
-      </w:tr>
-      <w:tr>
-        <w:tc>
-          <w:tcPr>
-            <w:tcW w:type="dxa" w:w="680"/>
-            <w:shd w:val="clear" w:color="auto" w:fill="FFFFFF"/>
-            <w:tcBorders>
-              <w:top w:val="single" w:sz="4" w:space="0" w:color="000000"/>
-              <w:left w:val="single" w:sz="4" w:space="0" w:color="000000"/>
-              <w:bottom w:val="single" w:sz="4" w:space="0" w:color="000000"/>
-              <w:right w:val="single" w:sz="4" w:space="0" w:color="000000"/>
-            </w:tcBorders>
-            <w:vAlign w:val="center"/>
-          </w:tcPr>
-          <w:p>
-            <w:pPr>
-              <w:spacing w:before="40" w:after="40"/>
-              <w:jc w:val="left"/>
-            </w:pPr>
-            <w:r>
-              <w:rPr>
-                <w:rFonts w:ascii="Adani" w:hAnsi="Adani"/>
-                <w:b w:val="0"/>
-                <w:sz w:val="18"/>
-                <w:u w:val="none"/>
-              </w:rPr>
-              <w:t>3</w:t>
-            </w:r>
-          </w:p>
-        </w:tc>
-        <w:tc>
-          <w:tcPr>
-            <w:tcW w:type="dxa" w:w="3969"/>
-            <w:shd w:val="clear" w:color="auto" w:fill="FFFFFF"/>
-            <w:tcBorders>
-              <w:top w:val="single" w:sz="4" w:space="0" w:color="000000"/>
-              <w:left w:val="single" w:sz="4" w:space="0" w:color="000000"/>
-              <w:bottom w:val="single" w:sz="4" w:space="0" w:color="000000"/>
-              <w:right w:val="single" w:sz="4" w:space="0" w:color="000000"/>
-            </w:tcBorders>
-            <w:vAlign w:val="center"/>
-          </w:tcPr>
-          <w:p>
-            <w:pPr>
-              <w:spacing w:before="40" w:after="40"/>
-              <w:jc w:val="left"/>
-            </w:pPr>
-            <w:r>
-              <w:rPr>
-                <w:rFonts w:ascii="Adani" w:hAnsi="Adani"/>
-                <w:b w:val="0"/>
-                <w:sz w:val="18"/>
-                <w:u w:val="none"/>
-              </w:rPr>
-              <w:t>ADANI RENEWABLE ENERGY SIXTY THREE LIMITED</w:t>
-            </w:r>
-          </w:p>
-        </w:tc>
-        <w:tc>
-          <w:tcPr>
-            <w:tcW w:type="dxa" w:w="1814"/>
-            <w:shd w:val="clear" w:color="auto" w:fill="FFFFFF"/>
-            <w:tcBorders>
-              <w:top w:val="single" w:sz="4" w:space="0" w:color="000000"/>
-              <w:left w:val="single" w:sz="4" w:space="0" w:color="000000"/>
-              <w:bottom w:val="single" w:sz="4" w:space="0" w:color="000000"/>
-              <w:right w:val="single" w:sz="4" w:space="0" w:color="000000"/>
-            </w:tcBorders>
-            <w:vAlign w:val="center"/>
-          </w:tcPr>
-          <w:p>
-            <w:pPr>
-              <w:spacing w:before="40" w:after="40"/>
-              <w:jc w:val="left"/>
-            </w:pPr>
-            <w:r>
-              <w:rPr>
-                <w:rFonts w:ascii="Adani" w:hAnsi="Adani"/>
-                <w:b w:val="0"/>
-                <w:sz w:val="18"/>
-                <w:u w:val="none"/>
-              </w:rPr>
-              <w:t>Director</w:t>
-            </w:r>
-          </w:p>
-        </w:tc>
-        <w:tc>
-          <w:tcPr>
-            <w:tcW w:type="dxa" w:w="1020"/>
-            <w:shd w:val="clear" w:color="auto" w:fill="FFFFFF"/>
-            <w:tcBorders>
-              <w:top w:val="single" w:sz="4" w:space="0" w:color="000000"/>
-              <w:left w:val="single" w:sz="4" w:space="0" w:color="000000"/>
-              <w:bottom w:val="single" w:sz="4" w:space="0" w:color="000000"/>
-              <w:right w:val="single" w:sz="4" w:space="0" w:color="000000"/>
-            </w:tcBorders>
-            <w:vAlign w:val="center"/>
-          </w:tcPr>
-          <w:p>
-            <w:pPr>
-              <w:spacing w:before="40" w:after="40"/>
-              <w:jc w:val="left"/>
-            </w:pPr>
-            <w:r>
-              <w:rPr>
-                <w:rFonts w:ascii="Adani" w:hAnsi="Adani"/>
-                <w:b w:val="0"/>
-                <w:sz w:val="18"/>
-                <w:u w:val="none"/>
-              </w:rPr>
-              <w:t>NIL</w:t>
-            </w:r>
-          </w:p>
-        </w:tc>
-        <w:tc>
-          <w:tcPr>
-            <w:tcW w:type="dxa" w:w="1247"/>
-            <w:shd w:val="clear" w:color="auto" w:fill="FFFFFF"/>
-            <w:tcBorders>
-              <w:top w:val="single" w:sz="4" w:space="0" w:color="000000"/>
-              <w:left w:val="single" w:sz="4" w:space="0" w:color="000000"/>
-              <w:bottom w:val="single" w:sz="4" w:space="0" w:color="000000"/>
-              <w:right w:val="single" w:sz="4" w:space="0" w:color="000000"/>
-            </w:tcBorders>
-            <w:vAlign w:val="center"/>
-          </w:tcPr>
-          <w:p>
-            <w:pPr>
-              <w:spacing w:before="40" w:after="40"/>
-              <w:jc w:val="left"/>
-            </w:pPr>
-            <w:r>
-              <w:rPr>
-                <w:rFonts w:ascii="Adani" w:hAnsi="Adani"/>
-                <w:b w:val="0"/>
-                <w:sz w:val="18"/>
-                <w:u w:val="none"/>
-              </w:rPr>
-              <w:t>18/12/2023</w:t>
             </w:r>
           </w:p>
         </w:tc>
@@ -957,6 +957,148 @@
                 <w:sz w:val="18"/>
                 <w:u w:val="none"/>
               </w:rPr>
+              <w:t>ADANI RENEWABLE ENERGY SIXTY THREE LIMITED</w:t>
+            </w:r>
+          </w:p>
+        </w:tc>
+        <w:tc>
+          <w:tcPr>
+            <w:tcW w:type="dxa" w:w="1814"/>
+            <w:shd w:val="clear" w:color="auto" w:fill="FFFFFF"/>
+            <w:tcBorders>
+              <w:top w:val="single" w:sz="4" w:space="0" w:color="000000"/>
+              <w:left w:val="single" w:sz="4" w:space="0" w:color="000000"/>
+              <w:bottom w:val="single" w:sz="4" w:space="0" w:color="000000"/>
+              <w:right w:val="single" w:sz="4" w:space="0" w:color="000000"/>
+            </w:tcBorders>
+            <w:vAlign w:val="center"/>
+          </w:tcPr>
+          <w:p>
+            <w:pPr>
+              <w:spacing w:before="40" w:after="40"/>
+              <w:jc w:val="left"/>
+            </w:pPr>
+            <w:r>
+              <w:rPr>
+                <w:rFonts w:ascii="Adani" w:hAnsi="Adani"/>
+                <w:b w:val="0"/>
+                <w:sz w:val="18"/>
+                <w:u w:val="none"/>
+              </w:rPr>
+              <w:t>Director</w:t>
+            </w:r>
+          </w:p>
+        </w:tc>
+        <w:tc>
+          <w:tcPr>
+            <w:tcW w:type="dxa" w:w="1020"/>
+            <w:shd w:val="clear" w:color="auto" w:fill="FFFFFF"/>
+            <w:tcBorders>
+              <w:top w:val="single" w:sz="4" w:space="0" w:color="000000"/>
+              <w:left w:val="single" w:sz="4" w:space="0" w:color="000000"/>
+              <w:bottom w:val="single" w:sz="4" w:space="0" w:color="000000"/>
+              <w:right w:val="single" w:sz="4" w:space="0" w:color="000000"/>
+            </w:tcBorders>
+            <w:vAlign w:val="center"/>
+          </w:tcPr>
+          <w:p>
+            <w:pPr>
+              <w:spacing w:before="40" w:after="40"/>
+              <w:jc w:val="left"/>
+            </w:pPr>
+            <w:r>
+              <w:rPr>
+                <w:rFonts w:ascii="Adani" w:hAnsi="Adani"/>
+                <w:b w:val="0"/>
+                <w:sz w:val="18"/>
+                <w:u w:val="none"/>
+              </w:rPr>
+              <w:t>NIL</w:t>
+            </w:r>
+          </w:p>
+        </w:tc>
+        <w:tc>
+          <w:tcPr>
+            <w:tcW w:type="dxa" w:w="1247"/>
+            <w:shd w:val="clear" w:color="auto" w:fill="FFFFFF"/>
+            <w:tcBorders>
+              <w:top w:val="single" w:sz="4" w:space="0" w:color="000000"/>
+              <w:left w:val="single" w:sz="4" w:space="0" w:color="000000"/>
+              <w:bottom w:val="single" w:sz="4" w:space="0" w:color="000000"/>
+              <w:right w:val="single" w:sz="4" w:space="0" w:color="000000"/>
+            </w:tcBorders>
+            <w:vAlign w:val="center"/>
+          </w:tcPr>
+          <w:p>
+            <w:pPr>
+              <w:spacing w:before="40" w:after="40"/>
+              <w:jc w:val="left"/>
+            </w:pPr>
+            <w:r>
+              <w:rPr>
+                <w:rFonts w:ascii="Adani" w:hAnsi="Adani"/>
+                <w:b w:val="0"/>
+                <w:sz w:val="18"/>
+                <w:u w:val="none"/>
+              </w:rPr>
+              <w:t>18/12/2023</w:t>
+            </w:r>
+          </w:p>
+        </w:tc>
+      </w:tr>
+      <w:tr>
+        <w:tc>
+          <w:tcPr>
+            <w:tcW w:type="dxa" w:w="680"/>
+            <w:shd w:val="clear" w:color="auto" w:fill="FFFFFF"/>
+            <w:tcBorders>
+              <w:top w:val="single" w:sz="4" w:space="0" w:color="000000"/>
+              <w:left w:val="single" w:sz="4" w:space="0" w:color="000000"/>
+              <w:bottom w:val="single" w:sz="4" w:space="0" w:color="000000"/>
+              <w:right w:val="single" w:sz="4" w:space="0" w:color="000000"/>
+            </w:tcBorders>
+            <w:vAlign w:val="center"/>
+          </w:tcPr>
+          <w:p>
+            <w:pPr>
+              <w:spacing w:before="40" w:after="40"/>
+              <w:jc w:val="left"/>
+            </w:pPr>
+            <w:r>
+              <w:rPr>
+                <w:rFonts w:ascii="Adani" w:hAnsi="Adani"/>
+                <w:b w:val="0"/>
+                <w:sz w:val="18"/>
+                <w:u w:val="none"/>
+              </w:rPr>
+              <w:t>6</w:t>
+            </w:r>
+          </w:p>
+        </w:tc>
+        <w:tc>
+          <w:tcPr>
+            <w:tcW w:type="dxa" w:w="3969"/>
+            <w:shd w:val="clear" w:color="auto" w:fill="FFFFFF"/>
+            <w:tcBorders>
+              <w:top w:val="single" w:sz="4" w:space="0" w:color="000000"/>
+              <w:left w:val="single" w:sz="4" w:space="0" w:color="000000"/>
+              <w:bottom w:val="single" w:sz="4" w:space="0" w:color="000000"/>
+              <w:right w:val="single" w:sz="4" w:space="0" w:color="000000"/>
+            </w:tcBorders>
+            <w:vAlign w:val="center"/>
+          </w:tcPr>
+          <w:p>
+            <w:pPr>
+              <w:spacing w:before="40" w:after="40"/>
+              <w:jc w:val="left"/>
+            </w:pPr>
+            <w:r>
+              <w:rPr>
+                <w:rFonts w:ascii="Adani" w:hAnsi="Adani"/>
+                <w:b w:val="0"/>
+                <w:sz w:val="18"/>
+                <w:u w:val="none"/>
+              </w:rPr>
               <w:t>ADANI RENEWABLE ENERGY FIFTY EIGHT LIMITED</w:t>
             </w:r>
           </w:p>
@@ -1071,7 +1213,7 @@
                 <w:sz w:val="18"/>
                 <w:u w:val="none"/>
               </w:rPr>
-              <w:t>6</w:t>
+              <w:t>7</w:t>
             </w:r>
           </w:p>
         </w:tc>
@@ -1213,7 +1355,7 @@
                 <w:sz w:val="18"/>
                 <w:u w:val="none"/>
               </w:rPr>
-              <w:t>7</w:t>
+              <w:t>8</w:t>
             </w:r>
           </w:p>
         </w:tc>
@@ -1355,7 +1497,7 @@
                 <w:sz w:val="18"/>
                 <w:u w:val="none"/>
               </w:rPr>
-              <w:t>8</w:t>
+              <w:t>9</w:t>
             </w:r>
           </w:p>
         </w:tc>
@@ -1497,7 +1639,7 @@
                 <w:sz w:val="18"/>
                 <w:u w:val="none"/>
               </w:rPr>
-              <w:t>9</w:t>
+              <w:t>10</w:t>
             </w:r>
           </w:p>
         </w:tc>
@@ -1846,7 +1988,7 @@
                 <w:sz w:val="18"/>
                 <w:u w:val="none"/>
               </w:rPr>
-              <w:t>Date:   15th May, 2026</w:t>
+              <w:t>Date:   27th May, 2026</w:t>
             </w:r>
           </w:p>
         </w:tc>
@@ -2883,7 +3025,7 @@
                 <w:sz w:val="18"/>
                 <w:u w:val="none"/>
               </w:rPr>
-              <w:t>Date:   15th May, 2026</w:t>
+              <w:t>Date:   27th May, 2026</w:t>
             </w:r>
           </w:p>
         </w:tc>
@@ -3044,7 +3186,7 @@
           <w:sz w:val="20"/>
           <w:u w:val="none"/>
         </w:rPr>
-        <w:t>15th May, 2026</w:t>
+        <w:t>27th May, 2026</w:t>
       </w:r>
     </w:p>
     <w:p>
@@ -3089,6 +3231,21 @@
           <w:sz w:val="20"/>
           <w:u w:val="none"/>
         </w:rPr>
+        <w:t>ADANI RENEWABLE ENERGY DEVCO PRIVATE LIMITED</w:t>
+      </w:r>
+    </w:p>
+    <w:p>
+      <w:pPr>
+        <w:spacing w:before="0" w:after="20"/>
+        <w:jc w:val="left"/>
+      </w:pPr>
+      <w:r>
+        <w:rPr>
+          <w:rFonts w:ascii="Adani" w:hAnsi="Adani"/>
+          <w:b/>
+          <w:sz w:val="20"/>
+          <w:u w:val="none"/>
+        </w:rPr>
         <w:t>ADANI GREEN ENERGY SIXTY NINE LIMITED</w:t>
       </w:r>
     </w:p>
@@ -3119,7 +3276,7 @@
           <w:sz w:val="20"/>
           <w:u w:val="none"/>
         </w:rPr>
-        <w:t>ADANI RENEWABLE ENERGY SIXTY THREE LIMITED</w:t>
+        <w:t>ADANI RENEWABLE ENERGY SIXTY TWO LIMITED</w:t>
       </w:r>
     </w:p>
     <w:p>
@@ -3134,7 +3291,7 @@
           <w:sz w:val="20"/>
           <w:u w:val="none"/>
         </w:rPr>
-        <w:t>ADANI RENEWABLE ENERGY SIXTY TWO LIMITED</w:t>
+        <w:t>ADANI RENEWABLE ENERGY SIXTY THREE LIMITED</w:t>
       </w:r>
     </w:p>
     <w:p>
@@ -3300,7 +3457,7 @@
           <w:sz w:val="20"/>
           <w:u w:val="none"/>
         </w:rPr>
-        <w:t>ADANI RENEWABLE ENERGY SIXTY THREE LIMITED</w:t>
+        <w:t>ADANI RENEWABLE ENERGY SIXTY TWO LIMITED</w:t>
       </w:r>
     </w:p>
     <w:p>
@@ -3315,7 +3472,7 @@
           <w:sz w:val="20"/>
           <w:u w:val="none"/>
         </w:rPr>
-        <w:t>ADANI RENEWABLE ENERGY SIXTY TWO LIMITED</w:t>
+        <w:t>ADANI RENEWABLE ENERGY SIXTY THREE LIMITED</w:t>
       </w:r>
     </w:p>
     <w:p>
@@ -3445,8 +3602,8 @@
     </w:p>
     <w:p>
       <w:pPr>
-        <w:spacing w:before="0" w:after="80"/>
-        <w:jc w:val="center"/>
+        <w:spacing w:before="0" w:after="20"/>
+        <w:jc w:val="left"/>
       </w:pPr>
       <w:r>
         <w:rPr>
@@ -3455,10 +3612,7 @@
           <w:sz w:val="20"/>
           <w:u w:val="none"/>
         </w:rPr>
-        <w:tab/>
-        <w:tab/>
-        <w:tab/>
-        <w:t>NIL</w:t>
+        <w:t>ADANI RENEWABLE ENERGY DEVCO PRIVATE LIMITED</w:t>
       </w:r>
     </w:p>
     <w:p/>
@@ -4216,7 +4370,7 @@
                 <w:sz w:val="18"/>
                 <w:u w:val="none"/>
               </w:rPr>
-              <w:t>9</w:t>
+              <w:t>10</w:t>
             </w:r>
           </w:p>
         </w:tc>
@@ -4360,6 +4514,120 @@
                 <w:u w:val="none"/>
               </w:rPr>
               <w:t>Appointment Date</w:t>
+            </w:r>
+          </w:p>
+        </w:tc>
+      </w:tr>
+      <w:tr>
+        <w:tc>
+          <w:tcPr>
+            <w:tcW w:type="dxa" w:w="2268"/>
+            <w:shd w:val="clear" w:color="auto" w:fill="FFFFFF"/>
+            <w:tcBorders>
+              <w:top w:val="single" w:sz="4" w:space="0" w:color="000000"/>
+              <w:left w:val="single" w:sz="4" w:space="0" w:color="000000"/>
+              <w:bottom w:val="single" w:sz="4" w:space="0" w:color="000000"/>
+              <w:right w:val="single" w:sz="4" w:space="0" w:color="000000"/>
+            </w:tcBorders>
+            <w:vAlign w:val="center"/>
+          </w:tcPr>
+          <w:p>
+            <w:pPr>
+              <w:spacing w:before="40" w:after="40"/>
+              <w:jc w:val="left"/>
+            </w:pPr>
+            <w:r>
+              <w:rPr>
+                <w:rFonts w:ascii="Adani" w:hAnsi="Adani"/>
+                <w:b w:val="0"/>
+                <w:sz w:val="18"/>
+                <w:u w:val="none"/>
+              </w:rPr>
+              <w:t>U74140DL2015PTC283928</w:t>
+            </w:r>
+          </w:p>
+        </w:tc>
+        <w:tc>
+          <w:tcPr>
+            <w:tcW w:type="dxa" w:w="4252"/>
+            <w:shd w:val="clear" w:color="auto" w:fill="FFFFFF"/>
+            <w:tcBorders>
+              <w:top w:val="single" w:sz="4" w:space="0" w:color="000000"/>
+              <w:left w:val="single" w:sz="4" w:space="0" w:color="000000"/>
+              <w:bottom w:val="single" w:sz="4" w:space="0" w:color="000000"/>
+              <w:right w:val="single" w:sz="4" w:space="0" w:color="000000"/>
+            </w:tcBorders>
+            <w:vAlign w:val="center"/>
+          </w:tcPr>
+          <w:p>
+            <w:pPr>
+              <w:spacing w:before="40" w:after="40"/>
+              <w:jc w:val="left"/>
+            </w:pPr>
+            <w:r>
+              <w:rPr>
+                <w:rFonts w:ascii="Adani" w:hAnsi="Adani"/>
+                <w:b w:val="0"/>
+                <w:sz w:val="18"/>
+                <w:u w:val="none"/>
+              </w:rPr>
+              <w:t>ADANI RENEWABLE ENERGY DEVCO PRIVATE LIMITED</w:t>
+            </w:r>
+          </w:p>
+        </w:tc>
+        <w:tc>
+          <w:tcPr>
+            <w:tcW w:type="dxa" w:w="1587"/>
+            <w:shd w:val="clear" w:color="auto" w:fill="FFFFFF"/>
+            <w:tcBorders>
+              <w:top w:val="single" w:sz="4" w:space="0" w:color="000000"/>
+              <w:left w:val="single" w:sz="4" w:space="0" w:color="000000"/>
+              <w:bottom w:val="single" w:sz="4" w:space="0" w:color="000000"/>
+              <w:right w:val="single" w:sz="4" w:space="0" w:color="000000"/>
+            </w:tcBorders>
+            <w:vAlign w:val="center"/>
+          </w:tcPr>
+          <w:p>
+            <w:pPr>
+              <w:spacing w:before="40" w:after="40"/>
+              <w:jc w:val="left"/>
+            </w:pPr>
+            <w:r>
+              <w:rPr>
+                <w:rFonts w:ascii="Adani" w:hAnsi="Adani"/>
+                <w:b w:val="0"/>
+                <w:sz w:val="18"/>
+                <w:u w:val="none"/>
+              </w:rPr>
+              <w:t>Whole-time director</w:t>
+            </w:r>
+          </w:p>
+        </w:tc>
+        <w:tc>
+          <w:tcPr>
+            <w:tcW w:type="dxa" w:w="1304"/>
+            <w:shd w:val="clear" w:color="auto" w:fill="FFFFFF"/>
+            <w:tcBorders>
+              <w:top w:val="single" w:sz="4" w:space="0" w:color="000000"/>
+              <w:left w:val="single" w:sz="4" w:space="0" w:color="000000"/>
+              <w:bottom w:val="single" w:sz="4" w:space="0" w:color="000000"/>
+              <w:right w:val="single" w:sz="4" w:space="0" w:color="000000"/>
+            </w:tcBorders>
+            <w:vAlign w:val="center"/>
+          </w:tcPr>
+          <w:p>
+            <w:pPr>
+              <w:spacing w:before="40" w:after="40"/>
+              <w:jc w:val="left"/>
+            </w:pPr>
+            <w:r>
+              <w:rPr>
+                <w:rFonts w:ascii="Adani" w:hAnsi="Adani"/>
+                <w:b w:val="0"/>
+                <w:sz w:val="18"/>
+                <w:u w:val="none"/>
+              </w:rPr>
+              <w:t>16/01/2026</w:t>
             </w:r>
           </w:p>
         </w:tc>
@@ -4617,7 +4885,7 @@
                 <w:sz w:val="18"/>
                 <w:u w:val="none"/>
               </w:rPr>
-              <w:t>U35105GJ2023PLC147007</w:t>
+              <w:t>U35105GJ2023PLC146996</w:t>
             </w:r>
           </w:p>
         </w:tc>
@@ -4645,7 +4913,7 @@
                 <w:sz w:val="18"/>
                 <w:u w:val="none"/>
               </w:rPr>
-              <w:t>ADANI RENEWABLE ENERGY SIXTY THREE LIMITED</w:t>
+              <w:t>ADANI RENEWABLE ENERGY SIXTY TWO LIMITED</w:t>
             </w:r>
           </w:p>
         </w:tc>
@@ -4731,7 +4999,7 @@
                 <w:sz w:val="18"/>
                 <w:u w:val="none"/>
               </w:rPr>
-              <w:t>U35105GJ2023PLC146996</w:t>
+              <w:t>U35105GJ2023PLC147007</w:t>
             </w:r>
           </w:p>
         </w:tc>
@@ -4759,7 +5027,7 @@
                 <w:sz w:val="18"/>
                 <w:u w:val="none"/>
               </w:rPr>
-              <w:t>ADANI RENEWABLE ENERGY SIXTY TWO LIMITED</w:t>
+              <w:t>ADANI RENEWABLE ENERGY SIXTY THREE LIMITED</w:t>
             </w:r>
           </w:p>
         </w:tc>

--- a/Backend/Director_Disclosure/Output_Disclosures/2024-25/ADANI_RENEWABLE_ENERGY_FIFTY_FIVE_LIMITED/MBP-1/MBP1_Manish_Kumar_10358292.docx
+++ b/Backend/Director_Disclosure/Output_Disclosures/2024-25/ADANI_RENEWABLE_ENERGY_FIFTY_FIVE_LIMITED/MBP-1/MBP1_Manish_Kumar_10358292.docx
@@ -815,7 +815,7 @@
                 <w:sz w:val="18"/>
                 <w:u w:val="none"/>
               </w:rPr>
-              <w:t>ADANI RENEWABLE ENERGY SIXTY TWO LIMITED</w:t>
+              <w:t>ADANI RENEWABLE ENERGY SIXTY THREE LIMITED</w:t>
             </w:r>
           </w:p>
         </w:tc>
@@ -957,7 +957,7 @@
                 <w:sz w:val="18"/>
                 <w:u w:val="none"/>
               </w:rPr>
-              <w:t>ADANI RENEWABLE ENERGY SIXTY THREE LIMITED</w:t>
+              <w:t>ADANI RENEWABLE ENERGY SIXTY TWO LIMITED</w:t>
             </w:r>
           </w:p>
         </w:tc>
@@ -1099,7 +1099,7 @@
                 <w:sz w:val="18"/>
                 <w:u w:val="none"/>
               </w:rPr>
-              <w:t>ADANI RENEWABLE ENERGY FIFTY EIGHT LIMITED</w:t>
+              <w:t>ADANI RENEWABLE ENERGY SIXTY ONE LIMITED</w:t>
             </w:r>
           </w:p>
         </w:tc>
@@ -1241,7 +1241,7 @@
                 <w:sz w:val="18"/>
                 <w:u w:val="none"/>
               </w:rPr>
-              <w:t>ADANI RENEWABLE ENERGY SIXTY ONE LIMITED</w:t>
+              <w:t>ADANI RENEWABLE ENERGY FIFTY EIGHT LIMITED</w:t>
             </w:r>
           </w:p>
         </w:tc>
@@ -1383,7 +1383,7 @@
                 <w:sz w:val="18"/>
                 <w:u w:val="none"/>
               </w:rPr>
-              <w:t>ADANI RENEWABLE ENERGY FIFTY SIX LIMITED</w:t>
+              <w:t>ADANI RENEWABLE ENERGY FIFTY SEVEN LIMITED</w:t>
             </w:r>
           </w:p>
         </w:tc>
@@ -1525,7 +1525,7 @@
                 <w:sz w:val="18"/>
                 <w:u w:val="none"/>
               </w:rPr>
-              <w:t>ADANI RENEWABLE ENERGY FIFTY SEVEN LIMITED</w:t>
+              <w:t>ADANI RENEWABLE ENERGY FIFTY SIX LIMITED</w:t>
             </w:r>
           </w:p>
         </w:tc>
@@ -1988,7 +1988,7 @@
                 <w:sz w:val="18"/>
                 <w:u w:val="none"/>
               </w:rPr>
-              <w:t>Date:   27th May, 2026</w:t>
+              <w:t>Date:   09th June, 2026</w:t>
             </w:r>
           </w:p>
         </w:tc>
@@ -3025,7 +3025,7 @@
                 <w:sz w:val="18"/>
                 <w:u w:val="none"/>
               </w:rPr>
-              <w:t>Date:   27th May, 2026</w:t>
+              <w:t>Date:   09th June, 2026</w:t>
             </w:r>
           </w:p>
         </w:tc>
@@ -3186,7 +3186,7 @@
           <w:sz w:val="20"/>
           <w:u w:val="none"/>
         </w:rPr>
-        <w:t>27th May, 2026</w:t>
+        <w:t>09th June, 2026</w:t>
       </w:r>
     </w:p>
     <w:p>
@@ -3276,6 +3276,21 @@
           <w:sz w:val="20"/>
           <w:u w:val="none"/>
         </w:rPr>
+        <w:t>ADANI RENEWABLE ENERGY SIXTY THREE LIMITED</w:t>
+      </w:r>
+    </w:p>
+    <w:p>
+      <w:pPr>
+        <w:spacing w:before="0" w:after="20"/>
+        <w:jc w:val="left"/>
+      </w:pPr>
+      <w:r>
+        <w:rPr>
+          <w:rFonts w:ascii="Adani" w:hAnsi="Adani"/>
+          <w:b/>
+          <w:sz w:val="20"/>
+          <w:u w:val="none"/>
+        </w:rPr>
         <w:t>ADANI RENEWABLE ENERGY SIXTY TWO LIMITED</w:t>
       </w:r>
     </w:p>
@@ -3291,7 +3306,7 @@
           <w:sz w:val="20"/>
           <w:u w:val="none"/>
         </w:rPr>
-        <w:t>ADANI RENEWABLE ENERGY SIXTY THREE LIMITED</w:t>
+        <w:t>ADANI RENEWABLE ENERGY SIXTY ONE LIMITED</w:t>
       </w:r>
     </w:p>
     <w:p>
@@ -3321,7 +3336,7 @@
           <w:sz w:val="20"/>
           <w:u w:val="none"/>
         </w:rPr>
-        <w:t>ADANI RENEWABLE ENERGY SIXTY ONE LIMITED</w:t>
+        <w:t>ADANI RENEWABLE ENERGY FIFTY SEVEN LIMITED</w:t>
       </w:r>
     </w:p>
     <w:p>
@@ -3337,21 +3352,6 @@
           <w:u w:val="none"/>
         </w:rPr>
         <w:t>ADANI RENEWABLE ENERGY FIFTY SIX LIMITED</w:t>
-      </w:r>
-    </w:p>
-    <w:p>
-      <w:pPr>
-        <w:spacing w:before="0" w:after="20"/>
-        <w:jc w:val="left"/>
-      </w:pPr>
-      <w:r>
-        <w:rPr>
-          <w:rFonts w:ascii="Adani" w:hAnsi="Adani"/>
-          <w:b/>
-          <w:sz w:val="20"/>
-          <w:u w:val="none"/>
-        </w:rPr>
-        <w:t>ADANI RENEWABLE ENERGY FIFTY SEVEN LIMITED</w:t>
       </w:r>
     </w:p>
     <w:p>
@@ -3457,6 +3457,21 @@
           <w:sz w:val="20"/>
           <w:u w:val="none"/>
         </w:rPr>
+        <w:t>ADANI RENEWABLE ENERGY SIXTY THREE LIMITED</w:t>
+      </w:r>
+    </w:p>
+    <w:p>
+      <w:pPr>
+        <w:spacing w:before="0" w:after="20"/>
+        <w:jc w:val="left"/>
+      </w:pPr>
+      <w:r>
+        <w:rPr>
+          <w:rFonts w:ascii="Adani" w:hAnsi="Adani"/>
+          <w:b w:val="0"/>
+          <w:sz w:val="20"/>
+          <w:u w:val="none"/>
+        </w:rPr>
         <w:t>ADANI RENEWABLE ENERGY SIXTY TWO LIMITED</w:t>
       </w:r>
     </w:p>
@@ -3472,7 +3487,7 @@
           <w:sz w:val="20"/>
           <w:u w:val="none"/>
         </w:rPr>
-        <w:t>ADANI RENEWABLE ENERGY SIXTY THREE LIMITED</w:t>
+        <w:t>ADANI RENEWABLE ENERGY SIXTY ONE LIMITED</w:t>
       </w:r>
     </w:p>
     <w:p>
@@ -3502,7 +3517,7 @@
           <w:sz w:val="20"/>
           <w:u w:val="none"/>
         </w:rPr>
-        <w:t>ADANI RENEWABLE ENERGY SIXTY ONE LIMITED</w:t>
+        <w:t>ADANI RENEWABLE ENERGY FIFTY SEVEN LIMITED</w:t>
       </w:r>
     </w:p>
     <w:p>
@@ -3518,21 +3533,6 @@
           <w:u w:val="none"/>
         </w:rPr>
         <w:t>ADANI RENEWABLE ENERGY FIFTY SIX LIMITED</w:t>
-      </w:r>
-    </w:p>
-    <w:p>
-      <w:pPr>
-        <w:spacing w:before="0" w:after="20"/>
-        <w:jc w:val="left"/>
-      </w:pPr>
-      <w:r>
-        <w:rPr>
-          <w:rFonts w:ascii="Adani" w:hAnsi="Adani"/>
-          <w:b w:val="0"/>
-          <w:sz w:val="20"/>
-          <w:u w:val="none"/>
-        </w:rPr>
-        <w:t>ADANI RENEWABLE ENERGY FIFTY SEVEN LIMITED</w:t>
       </w:r>
     </w:p>
     <w:p>
@@ -4885,6 +4885,120 @@
                 <w:sz w:val="18"/>
                 <w:u w:val="none"/>
               </w:rPr>
+              <w:t>U35105GJ2023PLC147007</w:t>
+            </w:r>
+          </w:p>
+        </w:tc>
+        <w:tc>
+          <w:tcPr>
+            <w:tcW w:type="dxa" w:w="4252"/>
+            <w:shd w:val="clear" w:color="auto" w:fill="FFFFFF"/>
+            <w:tcBorders>
+              <w:top w:val="single" w:sz="4" w:space="0" w:color="000000"/>
+              <w:left w:val="single" w:sz="4" w:space="0" w:color="000000"/>
+              <w:bottom w:val="single" w:sz="4" w:space="0" w:color="000000"/>
+              <w:right w:val="single" w:sz="4" w:space="0" w:color="000000"/>
+            </w:tcBorders>
+            <w:vAlign w:val="center"/>
+          </w:tcPr>
+          <w:p>
+            <w:pPr>
+              <w:spacing w:before="40" w:after="40"/>
+              <w:jc w:val="left"/>
+            </w:pPr>
+            <w:r>
+              <w:rPr>
+                <w:rFonts w:ascii="Adani" w:hAnsi="Adani"/>
+                <w:b w:val="0"/>
+                <w:sz w:val="18"/>
+                <w:u w:val="none"/>
+              </w:rPr>
+              <w:t>ADANI RENEWABLE ENERGY SIXTY THREE LIMITED</w:t>
+            </w:r>
+          </w:p>
+        </w:tc>
+        <w:tc>
+          <w:tcPr>
+            <w:tcW w:type="dxa" w:w="1587"/>
+            <w:shd w:val="clear" w:color="auto" w:fill="FFFFFF"/>
+            <w:tcBorders>
+              <w:top w:val="single" w:sz="4" w:space="0" w:color="000000"/>
+              <w:left w:val="single" w:sz="4" w:space="0" w:color="000000"/>
+              <w:bottom w:val="single" w:sz="4" w:space="0" w:color="000000"/>
+              <w:right w:val="single" w:sz="4" w:space="0" w:color="000000"/>
+            </w:tcBorders>
+            <w:vAlign w:val="center"/>
+          </w:tcPr>
+          <w:p>
+            <w:pPr>
+              <w:spacing w:before="40" w:after="40"/>
+              <w:jc w:val="left"/>
+            </w:pPr>
+            <w:r>
+              <w:rPr>
+                <w:rFonts w:ascii="Adani" w:hAnsi="Adani"/>
+                <w:b w:val="0"/>
+                <w:sz w:val="18"/>
+                <w:u w:val="none"/>
+              </w:rPr>
+              <w:t>Director</w:t>
+            </w:r>
+          </w:p>
+        </w:tc>
+        <w:tc>
+          <w:tcPr>
+            <w:tcW w:type="dxa" w:w="1304"/>
+            <w:shd w:val="clear" w:color="auto" w:fill="FFFFFF"/>
+            <w:tcBorders>
+              <w:top w:val="single" w:sz="4" w:space="0" w:color="000000"/>
+              <w:left w:val="single" w:sz="4" w:space="0" w:color="000000"/>
+              <w:bottom w:val="single" w:sz="4" w:space="0" w:color="000000"/>
+              <w:right w:val="single" w:sz="4" w:space="0" w:color="000000"/>
+            </w:tcBorders>
+            <w:vAlign w:val="center"/>
+          </w:tcPr>
+          <w:p>
+            <w:pPr>
+              <w:spacing w:before="40" w:after="40"/>
+              <w:jc w:val="left"/>
+            </w:pPr>
+            <w:r>
+              <w:rPr>
+                <w:rFonts w:ascii="Adani" w:hAnsi="Adani"/>
+                <w:b w:val="0"/>
+                <w:sz w:val="18"/>
+                <w:u w:val="none"/>
+              </w:rPr>
+              <w:t>18/12/2023</w:t>
+            </w:r>
+          </w:p>
+        </w:tc>
+      </w:tr>
+      <w:tr>
+        <w:tc>
+          <w:tcPr>
+            <w:tcW w:type="dxa" w:w="2268"/>
+            <w:shd w:val="clear" w:color="auto" w:fill="FFFFFF"/>
+            <w:tcBorders>
+              <w:top w:val="single" w:sz="4" w:space="0" w:color="000000"/>
+              <w:left w:val="single" w:sz="4" w:space="0" w:color="000000"/>
+              <w:bottom w:val="single" w:sz="4" w:space="0" w:color="000000"/>
+              <w:right w:val="single" w:sz="4" w:space="0" w:color="000000"/>
+            </w:tcBorders>
+            <w:vAlign w:val="center"/>
+          </w:tcPr>
+          <w:p>
+            <w:pPr>
+              <w:spacing w:before="40" w:after="40"/>
+              <w:jc w:val="left"/>
+            </w:pPr>
+            <w:r>
+              <w:rPr>
+                <w:rFonts w:ascii="Adani" w:hAnsi="Adani"/>
+                <w:b w:val="0"/>
+                <w:sz w:val="18"/>
+                <w:u w:val="none"/>
+              </w:rPr>
               <w:t>U35105GJ2023PLC146996</w:t>
             </w:r>
           </w:p>
@@ -4999,7 +5113,7 @@
                 <w:sz w:val="18"/>
                 <w:u w:val="none"/>
               </w:rPr>
-              <w:t>U35105GJ2023PLC147007</w:t>
+              <w:t>U35105GJ2023PLC146977</w:t>
             </w:r>
           </w:p>
         </w:tc>
@@ -5027,7 +5141,7 @@
                 <w:sz w:val="18"/>
                 <w:u w:val="none"/>
               </w:rPr>
-              <w:t>ADANI RENEWABLE ENERGY SIXTY THREE LIMITED</w:t>
+              <w:t>ADANI RENEWABLE ENERGY SIXTY ONE LIMITED</w:t>
             </w:r>
           </w:p>
         </w:tc>
@@ -5083,7 +5197,7 @@
                 <w:sz w:val="18"/>
                 <w:u w:val="none"/>
               </w:rPr>
-              <w:t>18/12/2023</w:t>
+              <w:t>15/12/2023</w:t>
             </w:r>
           </w:p>
         </w:tc>
@@ -5227,7 +5341,7 @@
                 <w:sz w:val="18"/>
                 <w:u w:val="none"/>
               </w:rPr>
-              <w:t>U35105GJ2023PLC146977</w:t>
+              <w:t>U35105GJ2023PLC146958</w:t>
             </w:r>
           </w:p>
         </w:tc>
@@ -5255,121 +5369,7 @@
                 <w:sz w:val="18"/>
                 <w:u w:val="none"/>
               </w:rPr>
-              <w:t>ADANI RENEWABLE ENERGY SIXTY ONE LIMITED</w:t>
-            </w:r>
-          </w:p>
-        </w:tc>
-        <w:tc>
-          <w:tcPr>
-            <w:tcW w:type="dxa" w:w="1587"/>
-            <w:shd w:val="clear" w:color="auto" w:fill="FFFFFF"/>
-            <w:tcBorders>
-              <w:top w:val="single" w:sz="4" w:space="0" w:color="000000"/>
-              <w:left w:val="single" w:sz="4" w:space="0" w:color="000000"/>
-              <w:bottom w:val="single" w:sz="4" w:space="0" w:color="000000"/>
-              <w:right w:val="single" w:sz="4" w:space="0" w:color="000000"/>
-            </w:tcBorders>
-            <w:vAlign w:val="center"/>
-          </w:tcPr>
-          <w:p>
-            <w:pPr>
-              <w:spacing w:before="40" w:after="40"/>
-              <w:jc w:val="left"/>
-            </w:pPr>
-            <w:r>
-              <w:rPr>
-                <w:rFonts w:ascii="Adani" w:hAnsi="Adani"/>
-                <w:b w:val="0"/>
-                <w:sz w:val="18"/>
-                <w:u w:val="none"/>
-              </w:rPr>
-              <w:t>Director</w:t>
-            </w:r>
-          </w:p>
-        </w:tc>
-        <w:tc>
-          <w:tcPr>
-            <w:tcW w:type="dxa" w:w="1304"/>
-            <w:shd w:val="clear" w:color="auto" w:fill="FFFFFF"/>
-            <w:tcBorders>
-              <w:top w:val="single" w:sz="4" w:space="0" w:color="000000"/>
-              <w:left w:val="single" w:sz="4" w:space="0" w:color="000000"/>
-              <w:bottom w:val="single" w:sz="4" w:space="0" w:color="000000"/>
-              <w:right w:val="single" w:sz="4" w:space="0" w:color="000000"/>
-            </w:tcBorders>
-            <w:vAlign w:val="center"/>
-          </w:tcPr>
-          <w:p>
-            <w:pPr>
-              <w:spacing w:before="40" w:after="40"/>
-              <w:jc w:val="left"/>
-            </w:pPr>
-            <w:r>
-              <w:rPr>
-                <w:rFonts w:ascii="Adani" w:hAnsi="Adani"/>
-                <w:b w:val="0"/>
-                <w:sz w:val="18"/>
-                <w:u w:val="none"/>
-              </w:rPr>
-              <w:t>15/12/2023</w:t>
-            </w:r>
-          </w:p>
-        </w:tc>
-      </w:tr>
-      <w:tr>
-        <w:tc>
-          <w:tcPr>
-            <w:tcW w:type="dxa" w:w="2268"/>
-            <w:shd w:val="clear" w:color="auto" w:fill="FFFFFF"/>
-            <w:tcBorders>
-              <w:top w:val="single" w:sz="4" w:space="0" w:color="000000"/>
-              <w:left w:val="single" w:sz="4" w:space="0" w:color="000000"/>
-              <w:bottom w:val="single" w:sz="4" w:space="0" w:color="000000"/>
-              <w:right w:val="single" w:sz="4" w:space="0" w:color="000000"/>
-            </w:tcBorders>
-            <w:vAlign w:val="center"/>
-          </w:tcPr>
-          <w:p>
-            <w:pPr>
-              <w:spacing w:before="40" w:after="40"/>
-              <w:jc w:val="left"/>
-            </w:pPr>
-            <w:r>
-              <w:rPr>
-                <w:rFonts w:ascii="Adani" w:hAnsi="Adani"/>
-                <w:b w:val="0"/>
-                <w:sz w:val="18"/>
-                <w:u w:val="none"/>
-              </w:rPr>
-              <w:t>U35105GJ2023PLC146957</w:t>
-            </w:r>
-          </w:p>
-        </w:tc>
-        <w:tc>
-          <w:tcPr>
-            <w:tcW w:type="dxa" w:w="4252"/>
-            <w:shd w:val="clear" w:color="auto" w:fill="FFFFFF"/>
-            <w:tcBorders>
-              <w:top w:val="single" w:sz="4" w:space="0" w:color="000000"/>
-              <w:left w:val="single" w:sz="4" w:space="0" w:color="000000"/>
-              <w:bottom w:val="single" w:sz="4" w:space="0" w:color="000000"/>
-              <w:right w:val="single" w:sz="4" w:space="0" w:color="000000"/>
-            </w:tcBorders>
-            <w:vAlign w:val="center"/>
-          </w:tcPr>
-          <w:p>
-            <w:pPr>
-              <w:spacing w:before="40" w:after="40"/>
-              <w:jc w:val="left"/>
-            </w:pPr>
-            <w:r>
-              <w:rPr>
-                <w:rFonts w:ascii="Adani" w:hAnsi="Adani"/>
-                <w:b w:val="0"/>
-                <w:sz w:val="18"/>
-                <w:u w:val="none"/>
-              </w:rPr>
-              <w:t>ADANI RENEWABLE ENERGY FIFTY SIX LIMITED</w:t>
+              <w:t>ADANI RENEWABLE ENERGY FIFTY SEVEN LIMITED</w:t>
             </w:r>
           </w:p>
         </w:tc>
@@ -5455,7 +5455,7 @@
                 <w:sz w:val="18"/>
                 <w:u w:val="none"/>
               </w:rPr>
-              <w:t>U35105GJ2023PLC146958</w:t>
+              <w:t>U35105GJ2023PLC146957</w:t>
             </w:r>
           </w:p>
         </w:tc>
@@ -5483,7 +5483,7 @@
                 <w:sz w:val="18"/>
                 <w:u w:val="none"/>
               </w:rPr>
-              <w:t>ADANI RENEWABLE ENERGY FIFTY SEVEN LIMITED</w:t>
+              <w:t>ADANI RENEWABLE ENERGY FIFTY SIX LIMITED</w:t>
             </w:r>
           </w:p>
         </w:tc>
